--- a/doc/Documentazione.docx
+++ b/doc/Documentazione.docx
@@ -4,12 +4,12 @@
   <w:body>
     <w:p>
       <w:pPr>
-        <w:pStyle w:val="Title"/>
+        <w:pStyle w:val="Titolo"/>
       </w:pPr>
     </w:p>
     <w:p>
       <w:pPr>
-        <w:pStyle w:val="Title"/>
+        <w:pStyle w:val="Titolo"/>
       </w:pPr>
       <w:r>
         <w:t>BariGo</w:t>
@@ -19,12 +19,12 @@
       <w:pPr>
         <w:jc w:val="center"/>
         <w:rPr>
-          <w:rStyle w:val="Strong"/>
-        </w:rPr>
-      </w:pPr>
-      <w:r>
-        <w:rPr>
-          <w:rStyle w:val="Strong"/>
+          <w:rStyle w:val="Enfasigrassetto"/>
+        </w:rPr>
+      </w:pPr>
+      <w:r>
+        <w:rPr>
+          <w:rStyle w:val="Enfasigrassetto"/>
         </w:rPr>
         <w:t>Un’avventura culturale</w:t>
       </w:r>
@@ -122,7 +122,7 @@
                               <w:t xml:space="preserve">GRUPPO </w:t>
                             </w:r>
                             <w:r>
-                              <w:t>69</w:t>
+                              <w:t>30</w:t>
                             </w:r>
                           </w:p>
                           <w:p>
@@ -239,7 +239,7 @@
                         <w:t xml:space="preserve">GRUPPO </w:t>
                       </w:r>
                       <w:r>
-                        <w:t>69</w:t>
+                        <w:t>30</w:t>
                       </w:r>
                     </w:p>
                     <w:p>
@@ -321,7 +321,7 @@
     </w:p>
     <w:p>
       <w:pPr>
-        <w:pStyle w:val="Heading1"/>
+        <w:pStyle w:val="Titolo1"/>
       </w:pPr>
       <w:bookmarkStart w:id="0" w:name="_Toc41400375"/>
       <w:r>
@@ -332,7 +332,7 @@
     </w:p>
     <w:p>
       <w:pPr>
-        <w:pStyle w:val="TOC1"/>
+        <w:pStyle w:val="Sommario1"/>
         <w:tabs>
           <w:tab w:val="right" w:leader="dot" w:pos="9622"/>
         </w:tabs>
@@ -354,7 +354,7 @@
       <w:hyperlink w:anchor="_Toc41400374" w:history="1">
         <w:r>
           <w:rPr>
-            <w:rStyle w:val="Hyperlink"/>
+            <w:rStyle w:val="Collegamentoipertestuale"/>
             <w:noProof/>
           </w:rPr>
           <w:t>Titolo applicazione</w:t>
@@ -411,7 +411,7 @@
     </w:p>
     <w:p>
       <w:pPr>
-        <w:pStyle w:val="TOC1"/>
+        <w:pStyle w:val="Sommario1"/>
         <w:tabs>
           <w:tab w:val="right" w:leader="dot" w:pos="9622"/>
         </w:tabs>
@@ -424,7 +424,7 @@
       <w:hyperlink w:anchor="_Toc41400375" w:history="1">
         <w:r>
           <w:rPr>
-            <w:rStyle w:val="Hyperlink"/>
+            <w:rStyle w:val="Collegamentoipertestuale"/>
             <w:noProof/>
           </w:rPr>
           <w:t>INDICE</w:t>
@@ -481,7 +481,7 @@
     </w:p>
     <w:p>
       <w:pPr>
-        <w:pStyle w:val="TOC1"/>
+        <w:pStyle w:val="Sommario1"/>
         <w:tabs>
           <w:tab w:val="right" w:leader="dot" w:pos="9622"/>
         </w:tabs>
@@ -494,7 +494,7 @@
       <w:hyperlink w:anchor="_Toc41400376" w:history="1">
         <w:r>
           <w:rPr>
-            <w:rStyle w:val="Hyperlink"/>
+            <w:rStyle w:val="Collegamentoipertestuale"/>
             <w:noProof/>
           </w:rPr>
           <w:t>Pianificazione</w:t>
@@ -551,7 +551,7 @@
     </w:p>
     <w:p>
       <w:pPr>
-        <w:pStyle w:val="TOC2"/>
+        <w:pStyle w:val="Sommario2"/>
         <w:tabs>
           <w:tab w:val="right" w:leader="dot" w:pos="9622"/>
         </w:tabs>
@@ -564,7 +564,7 @@
       <w:hyperlink w:anchor="_Toc41400377" w:history="1">
         <w:r>
           <w:rPr>
-            <w:rStyle w:val="Hyperlink"/>
+            <w:rStyle w:val="Collegamentoipertestuale"/>
             <w:noProof/>
           </w:rPr>
           <w:t>Scopo dell’applicazione</w:t>
@@ -621,7 +621,7 @@
     </w:p>
     <w:p>
       <w:pPr>
-        <w:pStyle w:val="TOC2"/>
+        <w:pStyle w:val="Sommario2"/>
         <w:tabs>
           <w:tab w:val="right" w:leader="dot" w:pos="9622"/>
         </w:tabs>
@@ -634,7 +634,7 @@
       <w:hyperlink w:anchor="_Toc41400378" w:history="1">
         <w:r>
           <w:rPr>
-            <w:rStyle w:val="Hyperlink"/>
+            <w:rStyle w:val="Collegamentoipertestuale"/>
             <w:noProof/>
           </w:rPr>
           <w:t>Destinatari dell’applicazione</w:t>
@@ -691,7 +691,7 @@
     </w:p>
     <w:p>
       <w:pPr>
-        <w:pStyle w:val="TOC2"/>
+        <w:pStyle w:val="Sommario2"/>
         <w:tabs>
           <w:tab w:val="right" w:leader="dot" w:pos="9622"/>
         </w:tabs>
@@ -704,7 +704,7 @@
       <w:hyperlink w:anchor="_Toc41400379" w:history="1">
         <w:r>
           <w:rPr>
-            <w:rStyle w:val="Hyperlink"/>
+            <w:rStyle w:val="Collegamentoipertestuale"/>
             <w:noProof/>
           </w:rPr>
           <w:t>I vincoli</w:t>
@@ -761,7 +761,7 @@
     </w:p>
     <w:p>
       <w:pPr>
-        <w:pStyle w:val="TOC2"/>
+        <w:pStyle w:val="Sommario2"/>
         <w:tabs>
           <w:tab w:val="right" w:leader="dot" w:pos="9622"/>
         </w:tabs>
@@ -774,7 +774,7 @@
       <w:hyperlink w:anchor="_Toc41400380" w:history="1">
         <w:r>
           <w:rPr>
-            <w:rStyle w:val="Hyperlink"/>
+            <w:rStyle w:val="Collegamentoipertestuale"/>
             <w:noProof/>
           </w:rPr>
           <w:t>Manuale di stile</w:t>
@@ -831,7 +831,7 @@
     </w:p>
     <w:p>
       <w:pPr>
-        <w:pStyle w:val="TOC2"/>
+        <w:pStyle w:val="Sommario2"/>
         <w:tabs>
           <w:tab w:val="right" w:leader="dot" w:pos="9622"/>
         </w:tabs>
@@ -844,7 +844,7 @@
       <w:hyperlink w:anchor="_Toc41400381" w:history="1">
         <w:r>
           <w:rPr>
-            <w:rStyle w:val="Hyperlink"/>
+            <w:rStyle w:val="Collegamentoipertestuale"/>
             <w:noProof/>
           </w:rPr>
           <w:t>Stimare i Costi</w:t>
@@ -901,7 +901,7 @@
     </w:p>
     <w:p>
       <w:pPr>
-        <w:pStyle w:val="TOC2"/>
+        <w:pStyle w:val="Sommario2"/>
         <w:tabs>
           <w:tab w:val="right" w:leader="dot" w:pos="9622"/>
         </w:tabs>
@@ -914,7 +914,7 @@
       <w:hyperlink w:anchor="_Toc41400382" w:history="1">
         <w:r>
           <w:rPr>
-            <w:rStyle w:val="Hyperlink"/>
+            <w:rStyle w:val="Collegamentoipertestuale"/>
             <w:noProof/>
           </w:rPr>
           <w:t>Monitoraggio progetto</w:t>
@@ -971,7 +971,7 @@
     </w:p>
     <w:p>
       <w:pPr>
-        <w:pStyle w:val="TOC2"/>
+        <w:pStyle w:val="Sommario2"/>
         <w:tabs>
           <w:tab w:val="right" w:leader="dot" w:pos="9622"/>
         </w:tabs>
@@ -984,7 +984,7 @@
       <w:hyperlink w:anchor="_Toc41400383" w:history="1">
         <w:r>
           <w:rPr>
-            <w:rStyle w:val="Hyperlink"/>
+            <w:rStyle w:val="Collegamentoipertestuale"/>
             <w:noProof/>
           </w:rPr>
           <w:t>Individuare e reperire le risorse</w:t>
@@ -1041,7 +1041,7 @@
     </w:p>
     <w:p>
       <w:pPr>
-        <w:pStyle w:val="TOC1"/>
+        <w:pStyle w:val="Sommario1"/>
         <w:tabs>
           <w:tab w:val="right" w:leader="dot" w:pos="9622"/>
         </w:tabs>
@@ -1054,7 +1054,7 @@
       <w:hyperlink w:anchor="_Toc41400384" w:history="1">
         <w:r>
           <w:rPr>
-            <w:rStyle w:val="Hyperlink"/>
+            <w:rStyle w:val="Collegamentoipertestuale"/>
             <w:noProof/>
           </w:rPr>
           <w:t>Progettazione</w:t>
@@ -1111,7 +1111,7 @@
     </w:p>
     <w:p>
       <w:pPr>
-        <w:pStyle w:val="TOC2"/>
+        <w:pStyle w:val="Sommario2"/>
         <w:tabs>
           <w:tab w:val="right" w:leader="dot" w:pos="9622"/>
         </w:tabs>
@@ -1124,7 +1124,7 @@
       <w:hyperlink w:anchor="_Toc41400385" w:history="1">
         <w:r>
           <w:rPr>
-            <w:rStyle w:val="Hyperlink"/>
+            <w:rStyle w:val="Collegamentoipertestuale"/>
             <w:noProof/>
           </w:rPr>
           <w:t>Definire i concetti da trasmettere attraverso il multimedia</w:t>
@@ -1181,7 +1181,7 @@
     </w:p>
     <w:p>
       <w:pPr>
-        <w:pStyle w:val="TOC2"/>
+        <w:pStyle w:val="Sommario2"/>
         <w:tabs>
           <w:tab w:val="right" w:leader="dot" w:pos="9622"/>
         </w:tabs>
@@ -1194,7 +1194,7 @@
       <w:hyperlink w:anchor="_Toc41400386" w:history="1">
         <w:r>
           <w:rPr>
-            <w:rStyle w:val="Hyperlink"/>
+            <w:rStyle w:val="Collegamentoipertestuale"/>
             <w:noProof/>
           </w:rPr>
           <w:t>Definire le competenze (task) da trasmettere attraverso il multimedia</w:t>
@@ -1251,7 +1251,7 @@
     </w:p>
     <w:p>
       <w:pPr>
-        <w:pStyle w:val="TOC2"/>
+        <w:pStyle w:val="Sommario2"/>
         <w:tabs>
           <w:tab w:val="right" w:leader="dot" w:pos="9622"/>
         </w:tabs>
@@ -1264,7 +1264,7 @@
       <w:hyperlink w:anchor="_Toc41400387" w:history="1">
         <w:r>
           <w:rPr>
-            <w:rStyle w:val="Hyperlink"/>
+            <w:rStyle w:val="Collegamentoipertestuale"/>
             <w:noProof/>
           </w:rPr>
           <w:t>Preparare una descrizione preliminare del programma</w:t>
@@ -1321,7 +1321,7 @@
     </w:p>
     <w:p>
       <w:pPr>
-        <w:pStyle w:val="TOC2"/>
+        <w:pStyle w:val="Sommario2"/>
         <w:tabs>
           <w:tab w:val="right" w:leader="dot" w:pos="9622"/>
         </w:tabs>
@@ -1334,7 +1334,7 @@
       <w:hyperlink w:anchor="_Toc41400388" w:history="1">
         <w:r>
           <w:rPr>
-            <w:rStyle w:val="Hyperlink"/>
+            <w:rStyle w:val="Collegamentoipertestuale"/>
             <w:noProof/>
           </w:rPr>
           <w:t>Dettagliare il progetto del multimedia</w:t>
@@ -1391,7 +1391,7 @@
     </w:p>
     <w:p>
       <w:pPr>
-        <w:pStyle w:val="TOC3"/>
+        <w:pStyle w:val="Sommario3"/>
         <w:tabs>
           <w:tab w:val="right" w:leader="dot" w:pos="9622"/>
         </w:tabs>
@@ -1404,7 +1404,7 @@
       <w:hyperlink w:anchor="_Toc41400389" w:history="1">
         <w:r>
           <w:rPr>
-            <w:rStyle w:val="Hyperlink"/>
+            <w:rStyle w:val="Collegamentoipertestuale"/>
             <w:noProof/>
           </w:rPr>
           <w:t>Prototipi</w:t>
@@ -1461,7 +1461,7 @@
     </w:p>
     <w:p>
       <w:pPr>
-        <w:pStyle w:val="TOC3"/>
+        <w:pStyle w:val="Sommario3"/>
         <w:tabs>
           <w:tab w:val="right" w:leader="dot" w:pos="9622"/>
         </w:tabs>
@@ -1474,7 +1474,7 @@
       <w:hyperlink w:anchor="_Toc41400390" w:history="1">
         <w:r>
           <w:rPr>
-            <w:rStyle w:val="Hyperlink"/>
+            <w:rStyle w:val="Collegamentoipertestuale"/>
             <w:noProof/>
           </w:rPr>
           <w:t>Flowchart</w:t>
@@ -1531,7 +1531,7 @@
     </w:p>
     <w:p>
       <w:pPr>
-        <w:pStyle w:val="TOC3"/>
+        <w:pStyle w:val="Sommario3"/>
         <w:tabs>
           <w:tab w:val="right" w:leader="dot" w:pos="9622"/>
         </w:tabs>
@@ -1544,7 +1544,7 @@
       <w:hyperlink w:anchor="_Toc41400391" w:history="1">
         <w:r>
           <w:rPr>
-            <w:rStyle w:val="Hyperlink"/>
+            <w:rStyle w:val="Collegamentoipertestuale"/>
             <w:noProof/>
           </w:rPr>
           <w:t>Storyboard</w:t>
@@ -1601,7 +1601,7 @@
     </w:p>
     <w:p>
       <w:pPr>
-        <w:pStyle w:val="TOC1"/>
+        <w:pStyle w:val="Sommario1"/>
         <w:tabs>
           <w:tab w:val="right" w:leader="dot" w:pos="9622"/>
         </w:tabs>
@@ -1614,7 +1614,7 @@
       <w:hyperlink w:anchor="_Toc41400392" w:history="1">
         <w:r>
           <w:rPr>
-            <w:rStyle w:val="Hyperlink"/>
+            <w:rStyle w:val="Collegamentoipertestuale"/>
             <w:noProof/>
           </w:rPr>
           <w:t>Test</w:t>
@@ -1671,7 +1671,7 @@
     </w:p>
     <w:p>
       <w:pPr>
-        <w:pStyle w:val="TOC2"/>
+        <w:pStyle w:val="Sommario2"/>
         <w:tabs>
           <w:tab w:val="right" w:leader="dot" w:pos="9622"/>
         </w:tabs>
@@ -1684,7 +1684,7 @@
       <w:hyperlink w:anchor="_Toc41400393" w:history="1">
         <w:r>
           <w:rPr>
-            <w:rStyle w:val="Hyperlink"/>
+            <w:rStyle w:val="Collegamentoipertestuale"/>
             <w:noProof/>
           </w:rPr>
           <w:t>Alpha test</w:t>
@@ -1741,7 +1741,7 @@
     </w:p>
     <w:p>
       <w:pPr>
-        <w:pStyle w:val="TOC3"/>
+        <w:pStyle w:val="Sommario3"/>
         <w:tabs>
           <w:tab w:val="right" w:leader="dot" w:pos="9622"/>
         </w:tabs>
@@ -1754,7 +1754,7 @@
       <w:hyperlink w:anchor="_Toc41400394" w:history="1">
         <w:r>
           <w:rPr>
-            <w:rStyle w:val="Hyperlink"/>
+            <w:rStyle w:val="Collegamentoipertestuale"/>
             <w:noProof/>
           </w:rPr>
           <w:t>Test funzionale</w:t>
@@ -1811,7 +1811,7 @@
     </w:p>
     <w:p>
       <w:pPr>
-        <w:pStyle w:val="TOC3"/>
+        <w:pStyle w:val="Sommario3"/>
         <w:tabs>
           <w:tab w:val="right" w:leader="dot" w:pos="9622"/>
         </w:tabs>
@@ -1824,7 +1824,7 @@
       <w:hyperlink w:anchor="_Toc41400395" w:history="1">
         <w:r>
           <w:rPr>
-            <w:rStyle w:val="Hyperlink"/>
+            <w:rStyle w:val="Collegamentoipertestuale"/>
             <w:noProof/>
           </w:rPr>
           <w:t>Test strutturale</w:t>
@@ -1881,7 +1881,7 @@
     </w:p>
     <w:p>
       <w:pPr>
-        <w:pStyle w:val="TOC2"/>
+        <w:pStyle w:val="Sommario2"/>
         <w:tabs>
           <w:tab w:val="right" w:leader="dot" w:pos="9622"/>
         </w:tabs>
@@ -1894,7 +1894,7 @@
       <w:hyperlink w:anchor="_Toc41400396" w:history="1">
         <w:r>
           <w:rPr>
-            <w:rStyle w:val="Hyperlink"/>
+            <w:rStyle w:val="Collegamentoipertestuale"/>
             <w:noProof/>
           </w:rPr>
           <w:t>Beta test</w:t>
@@ -1964,7 +1964,7 @@
     </w:p>
     <w:p>
       <w:pPr>
-        <w:pStyle w:val="Heading1"/>
+        <w:pStyle w:val="Titolo1"/>
       </w:pPr>
       <w:bookmarkStart w:id="1" w:name="_Toc41400376"/>
       <w:r>
@@ -1975,7 +1975,7 @@
     </w:p>
     <w:p>
       <w:pPr>
-        <w:pStyle w:val="Heading2"/>
+        <w:pStyle w:val="Titolo2"/>
       </w:pPr>
       <w:bookmarkStart w:id="2" w:name="_Toc41400377"/>
       <w:r>
@@ -2266,7 +2266,7 @@
     </w:p>
     <w:p>
       <w:pPr>
-        <w:pStyle w:val="ListParagraph"/>
+        <w:pStyle w:val="Paragrafoelenco"/>
         <w:numPr>
           <w:ilvl w:val="0"/>
           <w:numId w:val="36"/>
@@ -2311,7 +2311,7 @@
     </w:p>
     <w:p>
       <w:pPr>
-        <w:pStyle w:val="ListParagraph"/>
+        <w:pStyle w:val="Paragrafoelenco"/>
         <w:numPr>
           <w:ilvl w:val="0"/>
           <w:numId w:val="36"/>
@@ -2526,7 +2526,7 @@
     </w:p>
     <w:p>
       <w:pPr>
-        <w:pStyle w:val="ListParagraph"/>
+        <w:pStyle w:val="Paragrafoelenco"/>
         <w:numPr>
           <w:ilvl w:val="0"/>
           <w:numId w:val="36"/>
@@ -2611,7 +2611,7 @@
     </w:p>
     <w:p>
       <w:pPr>
-        <w:pStyle w:val="Heading2"/>
+        <w:pStyle w:val="Titolo2"/>
       </w:pPr>
       <w:bookmarkStart w:id="3" w:name="_Toc41400378"/>
       <w:r>
@@ -2811,7 +2811,7 @@
     </w:p>
     <w:p>
       <w:pPr>
-        <w:pStyle w:val="NormalWeb"/>
+        <w:pStyle w:val="NormaleWeb"/>
         <w:rPr>
           <w:rFonts w:ascii="Avenir Book" w:hAnsi="Avenir Book"/>
           <w:sz w:val="28"/>
@@ -2949,7 +2949,7 @@
     </w:p>
     <w:p>
       <w:pPr>
-        <w:pStyle w:val="NormalWeb"/>
+        <w:pStyle w:val="NormaleWeb"/>
         <w:rPr>
           <w:rFonts w:ascii="Avenir Book" w:hAnsi="Avenir Book"/>
           <w:sz w:val="28"/>
@@ -3096,7 +3096,7 @@
     </w:p>
     <w:p>
       <w:pPr>
-        <w:pStyle w:val="Heading2"/>
+        <w:pStyle w:val="Titolo2"/>
       </w:pPr>
       <w:bookmarkStart w:id="4" w:name="_Toc41400379"/>
       <w:r>
@@ -3253,7 +3253,7 @@
     </w:p>
     <w:p>
       <w:pPr>
-        <w:pStyle w:val="NormalWeb"/>
+        <w:pStyle w:val="NormaleWeb"/>
         <w:rPr>
           <w:rFonts w:ascii="Avenir Book" w:hAnsi="Avenir Book"/>
           <w:sz w:val="28"/>
@@ -3501,7 +3501,7 @@
     </w:p>
     <w:p>
       <w:pPr>
-        <w:pStyle w:val="NormalWeb"/>
+        <w:pStyle w:val="NormaleWeb"/>
         <w:rPr>
           <w:rFonts w:ascii="Avenir Book" w:hAnsi="Avenir Book"/>
           <w:sz w:val="28"/>
@@ -3644,7 +3644,7 @@
     </w:p>
     <w:p>
       <w:pPr>
-        <w:pStyle w:val="Heading2"/>
+        <w:pStyle w:val="Titolo2"/>
       </w:pPr>
       <w:bookmarkStart w:id="5" w:name="_Toc41400380"/>
       <w:r>
@@ -3897,7 +3897,7 @@
     </w:p>
     <w:p>
       <w:pPr>
-        <w:pStyle w:val="Heading2"/>
+        <w:pStyle w:val="Titolo2"/>
       </w:pPr>
       <w:bookmarkStart w:id="6" w:name="_Toc41400381"/>
       <w:r>
@@ -4652,7 +4652,7 @@
     </w:p>
     <w:p>
       <w:pPr>
-        <w:pStyle w:val="Heading4"/>
+        <w:pStyle w:val="Titolo4"/>
         <w:spacing w:before="0"/>
         <w:rPr>
           <w:rFonts w:ascii="Arial" w:hAnsi="Arial" w:cs="Arial"/>
@@ -4663,7 +4663,7 @@
     </w:p>
     <w:p>
       <w:pPr>
-        <w:pStyle w:val="NormalWeb"/>
+        <w:pStyle w:val="NormaleWeb"/>
         <w:spacing w:before="0" w:beforeAutospacing="0"/>
         <w:rPr>
           <w:rFonts w:ascii="Arial" w:hAnsi="Arial" w:cs="Arial"/>
@@ -4675,7 +4675,7 @@
     </w:p>
     <w:p>
       <w:pPr>
-        <w:pStyle w:val="NormalWeb"/>
+        <w:pStyle w:val="NormaleWeb"/>
         <w:spacing w:before="0" w:beforeAutospacing="0"/>
         <w:ind w:left="360"/>
         <w:rPr>
@@ -4687,7 +4687,7 @@
     </w:p>
     <w:p>
       <w:pPr>
-        <w:pStyle w:val="NormalWeb"/>
+        <w:pStyle w:val="NormaleWeb"/>
         <w:spacing w:before="0" w:beforeAutospacing="0"/>
         <w:ind w:left="360"/>
         <w:rPr>
@@ -4699,7 +4699,7 @@
     </w:p>
     <w:p>
       <w:pPr>
-        <w:pStyle w:val="NormalWeb"/>
+        <w:pStyle w:val="NormaleWeb"/>
         <w:spacing w:before="0" w:beforeAutospacing="0"/>
         <w:ind w:left="360"/>
         <w:rPr>
@@ -4711,7 +4711,7 @@
     </w:p>
     <w:p>
       <w:pPr>
-        <w:pStyle w:val="NormalWeb"/>
+        <w:pStyle w:val="NormaleWeb"/>
         <w:spacing w:before="0" w:beforeAutospacing="0"/>
         <w:ind w:left="360"/>
         <w:rPr>
@@ -4741,9 +4741,816 @@
     </w:p>
     <w:p>
       <w:r>
-        <w:t>Documento di monitoraggio che consenta di seguire il rispetto del budget e del tempo</w:t>
+        <w:t>Il monitoraggio viene effettuato settimanalmente per confrontare le ore previste nella fase di pianificazione con l'effettivo lavoro svolto dal team . Di seguito è riportato lo stato di avanzamento al termine della prima settimana di produzione.</w:t>
       </w:r>
     </w:p>
+    <w:p>
+      <w:pPr>
+        <w:rPr>
+          <w:b/>
+          <w:bCs/>
+        </w:rPr>
+      </w:pPr>
+      <w:r>
+        <w:rPr>
+          <w:b/>
+          <w:bCs/>
+        </w:rPr>
+        <w:t>Settimana 1 di 8</w:t>
+      </w:r>
+    </w:p>
+    <w:tbl>
+      <w:tblPr>
+        <w:tblW w:w="0" w:type="auto"/>
+        <w:tblCellSpacing w:w="15" w:type="dxa"/>
+        <w:tblCellMar>
+          <w:left w:w="0" w:type="dxa"/>
+          <w:right w:w="0" w:type="dxa"/>
+        </w:tblCellMar>
+        <w:tblLook w:val="04A0" w:firstRow="1" w:lastRow="0" w:firstColumn="1" w:lastColumn="0" w:noHBand="0" w:noVBand="1"/>
+      </w:tblPr>
+      <w:tblGrid>
+        <w:gridCol w:w="3211"/>
+        <w:gridCol w:w="1698"/>
+        <w:gridCol w:w="2264"/>
+        <w:gridCol w:w="2443"/>
+      </w:tblGrid>
+      <w:tr>
+        <w:trPr>
+          <w:tblHeader/>
+          <w:tblCellSpacing w:w="15" w:type="dxa"/>
+        </w:trPr>
+        <w:tc>
+          <w:tcPr>
+            <w:tcW w:w="0" w:type="auto"/>
+            <w:tcBorders>
+              <w:top w:val="single" w:sz="6" w:space="0" w:color="auto"/>
+              <w:left w:val="single" w:sz="6" w:space="0" w:color="auto"/>
+              <w:bottom w:val="single" w:sz="6" w:space="0" w:color="auto"/>
+              <w:right w:val="single" w:sz="6" w:space="0" w:color="auto"/>
+            </w:tcBorders>
+            <w:tcMar>
+              <w:top w:w="240" w:type="dxa"/>
+              <w:left w:w="0" w:type="dxa"/>
+              <w:bottom w:w="240" w:type="dxa"/>
+              <w:right w:w="180" w:type="dxa"/>
+            </w:tcMar>
+            <w:vAlign w:val="center"/>
+            <w:hideMark/>
+          </w:tcPr>
+          <w:p>
+            <w:r>
+              <w:rPr>
+                <w:b/>
+                <w:bCs/>
+              </w:rPr>
+              <w:t>Attività</w:t>
+            </w:r>
+          </w:p>
+        </w:tc>
+        <w:tc>
+          <w:tcPr>
+            <w:tcW w:w="0" w:type="auto"/>
+            <w:tcBorders>
+              <w:top w:val="single" w:sz="6" w:space="0" w:color="auto"/>
+              <w:left w:val="single" w:sz="6" w:space="0" w:color="auto"/>
+              <w:bottom w:val="single" w:sz="6" w:space="0" w:color="auto"/>
+              <w:right w:val="single" w:sz="6" w:space="0" w:color="auto"/>
+            </w:tcBorders>
+            <w:tcMar>
+              <w:top w:w="240" w:type="dxa"/>
+              <w:left w:w="0" w:type="dxa"/>
+              <w:bottom w:w="240" w:type="dxa"/>
+              <w:right w:w="180" w:type="dxa"/>
+            </w:tcMar>
+            <w:vAlign w:val="center"/>
+            <w:hideMark/>
+          </w:tcPr>
+          <w:p>
+            <w:r>
+              <w:rPr>
+                <w:b/>
+                <w:bCs/>
+              </w:rPr>
+              <w:t>Tempo stimato (ore)</w:t>
+            </w:r>
+          </w:p>
+        </w:tc>
+        <w:tc>
+          <w:tcPr>
+            <w:tcW w:w="0" w:type="auto"/>
+            <w:tcBorders>
+              <w:top w:val="single" w:sz="6" w:space="0" w:color="auto"/>
+              <w:left w:val="single" w:sz="6" w:space="0" w:color="auto"/>
+              <w:bottom w:val="single" w:sz="6" w:space="0" w:color="auto"/>
+              <w:right w:val="single" w:sz="6" w:space="0" w:color="auto"/>
+            </w:tcBorders>
+            <w:tcMar>
+              <w:top w:w="240" w:type="dxa"/>
+              <w:left w:w="0" w:type="dxa"/>
+              <w:bottom w:w="240" w:type="dxa"/>
+              <w:right w:w="180" w:type="dxa"/>
+            </w:tcMar>
+            <w:vAlign w:val="center"/>
+            <w:hideMark/>
+          </w:tcPr>
+          <w:p>
+            <w:r>
+              <w:rPr>
+                <w:b/>
+                <w:bCs/>
+              </w:rPr>
+              <w:t>Tempo utilizzato finora (ore)</w:t>
+            </w:r>
+          </w:p>
+        </w:tc>
+        <w:tc>
+          <w:tcPr>
+            <w:tcW w:w="0" w:type="auto"/>
+            <w:tcBorders>
+              <w:top w:val="single" w:sz="6" w:space="0" w:color="auto"/>
+              <w:left w:val="single" w:sz="6" w:space="0" w:color="auto"/>
+              <w:bottom w:val="single" w:sz="6" w:space="0" w:color="auto"/>
+              <w:right w:val="single" w:sz="6" w:space="0" w:color="auto"/>
+            </w:tcBorders>
+            <w:tcMar>
+              <w:top w:w="240" w:type="dxa"/>
+              <w:left w:w="0" w:type="dxa"/>
+              <w:bottom w:w="240" w:type="dxa"/>
+              <w:right w:w="0" w:type="dxa"/>
+            </w:tcMar>
+            <w:vAlign w:val="center"/>
+            <w:hideMark/>
+          </w:tcPr>
+          <w:p>
+            <w:r>
+              <w:rPr>
+                <w:b/>
+                <w:bCs/>
+              </w:rPr>
+              <w:t>Percentuale di completamento</w:t>
+            </w:r>
+          </w:p>
+        </w:tc>
+      </w:tr>
+      <w:tr>
+        <w:trPr>
+          <w:tblCellSpacing w:w="15" w:type="dxa"/>
+        </w:trPr>
+        <w:tc>
+          <w:tcPr>
+            <w:tcW w:w="0" w:type="auto"/>
+            <w:tcBorders>
+              <w:top w:val="single" w:sz="6" w:space="0" w:color="auto"/>
+              <w:left w:val="single" w:sz="6" w:space="0" w:color="auto"/>
+              <w:bottom w:val="single" w:sz="6" w:space="0" w:color="auto"/>
+              <w:right w:val="single" w:sz="6" w:space="0" w:color="auto"/>
+            </w:tcBorders>
+            <w:tcMar>
+              <w:top w:w="240" w:type="dxa"/>
+              <w:left w:w="0" w:type="dxa"/>
+              <w:bottom w:w="240" w:type="dxa"/>
+              <w:right w:w="180" w:type="dxa"/>
+            </w:tcMar>
+            <w:vAlign w:val="center"/>
+            <w:hideMark/>
+          </w:tcPr>
+          <w:p>
+            <w:r>
+              <w:rPr>
+                <w:b/>
+                <w:bCs/>
+              </w:rPr>
+              <w:t>Acquisizione contenuti e testi quiz</w:t>
+            </w:r>
+            <w:r>
+              <w:t xml:space="preserve"> </w:t>
+            </w:r>
+          </w:p>
+        </w:tc>
+        <w:tc>
+          <w:tcPr>
+            <w:tcW w:w="0" w:type="auto"/>
+            <w:tcBorders>
+              <w:top w:val="single" w:sz="6" w:space="0" w:color="auto"/>
+              <w:left w:val="single" w:sz="6" w:space="0" w:color="auto"/>
+              <w:bottom w:val="single" w:sz="6" w:space="0" w:color="auto"/>
+              <w:right w:val="single" w:sz="6" w:space="0" w:color="auto"/>
+            </w:tcBorders>
+            <w:tcMar>
+              <w:top w:w="240" w:type="dxa"/>
+              <w:left w:w="0" w:type="dxa"/>
+              <w:bottom w:w="240" w:type="dxa"/>
+              <w:right w:w="180" w:type="dxa"/>
+            </w:tcMar>
+            <w:vAlign w:val="center"/>
+            <w:hideMark/>
+          </w:tcPr>
+          <w:p>
+            <w:r>
+              <w:t>15</w:t>
+            </w:r>
+          </w:p>
+        </w:tc>
+        <w:tc>
+          <w:tcPr>
+            <w:tcW w:w="0" w:type="auto"/>
+            <w:tcBorders>
+              <w:top w:val="single" w:sz="6" w:space="0" w:color="auto"/>
+              <w:left w:val="single" w:sz="6" w:space="0" w:color="auto"/>
+              <w:bottom w:val="single" w:sz="6" w:space="0" w:color="auto"/>
+              <w:right w:val="single" w:sz="6" w:space="0" w:color="auto"/>
+            </w:tcBorders>
+            <w:tcMar>
+              <w:top w:w="240" w:type="dxa"/>
+              <w:left w:w="0" w:type="dxa"/>
+              <w:bottom w:w="240" w:type="dxa"/>
+              <w:right w:w="180" w:type="dxa"/>
+            </w:tcMar>
+            <w:vAlign w:val="center"/>
+            <w:hideMark/>
+          </w:tcPr>
+          <w:p>
+            <w:r>
+              <w:t>8</w:t>
+            </w:r>
+          </w:p>
+        </w:tc>
+        <w:tc>
+          <w:tcPr>
+            <w:tcW w:w="0" w:type="auto"/>
+            <w:tcBorders>
+              <w:top w:val="single" w:sz="6" w:space="0" w:color="auto"/>
+              <w:left w:val="single" w:sz="6" w:space="0" w:color="auto"/>
+              <w:bottom w:val="single" w:sz="6" w:space="0" w:color="auto"/>
+              <w:right w:val="single" w:sz="6" w:space="0" w:color="auto"/>
+            </w:tcBorders>
+            <w:tcMar>
+              <w:top w:w="240" w:type="dxa"/>
+              <w:left w:w="0" w:type="dxa"/>
+              <w:bottom w:w="240" w:type="dxa"/>
+              <w:right w:w="0" w:type="dxa"/>
+            </w:tcMar>
+            <w:vAlign w:val="center"/>
+            <w:hideMark/>
+          </w:tcPr>
+          <w:p>
+            <w:r>
+              <w:t>53%</w:t>
+            </w:r>
+          </w:p>
+        </w:tc>
+      </w:tr>
+      <w:tr>
+        <w:trPr>
+          <w:tblCellSpacing w:w="15" w:type="dxa"/>
+        </w:trPr>
+        <w:tc>
+          <w:tcPr>
+            <w:tcW w:w="0" w:type="auto"/>
+            <w:tcBorders>
+              <w:top w:val="single" w:sz="6" w:space="0" w:color="auto"/>
+              <w:left w:val="single" w:sz="6" w:space="0" w:color="auto"/>
+              <w:bottom w:val="single" w:sz="6" w:space="0" w:color="auto"/>
+              <w:right w:val="single" w:sz="6" w:space="0" w:color="auto"/>
+            </w:tcBorders>
+            <w:tcMar>
+              <w:top w:w="240" w:type="dxa"/>
+              <w:left w:w="0" w:type="dxa"/>
+              <w:bottom w:w="240" w:type="dxa"/>
+              <w:right w:w="180" w:type="dxa"/>
+            </w:tcMar>
+            <w:vAlign w:val="center"/>
+            <w:hideMark/>
+          </w:tcPr>
+          <w:p>
+            <w:r>
+              <w:rPr>
+                <w:b/>
+                <w:bCs/>
+              </w:rPr>
+              <w:t>Sviluppo standard e prompt engineering</w:t>
+            </w:r>
+            <w:r>
+              <w:t xml:space="preserve"> </w:t>
+            </w:r>
+          </w:p>
+        </w:tc>
+        <w:tc>
+          <w:tcPr>
+            <w:tcW w:w="0" w:type="auto"/>
+            <w:tcBorders>
+              <w:top w:val="single" w:sz="6" w:space="0" w:color="auto"/>
+              <w:left w:val="single" w:sz="6" w:space="0" w:color="auto"/>
+              <w:bottom w:val="single" w:sz="6" w:space="0" w:color="auto"/>
+              <w:right w:val="single" w:sz="6" w:space="0" w:color="auto"/>
+            </w:tcBorders>
+            <w:tcMar>
+              <w:top w:w="240" w:type="dxa"/>
+              <w:left w:w="0" w:type="dxa"/>
+              <w:bottom w:w="240" w:type="dxa"/>
+              <w:right w:w="180" w:type="dxa"/>
+            </w:tcMar>
+            <w:vAlign w:val="center"/>
+            <w:hideMark/>
+          </w:tcPr>
+          <w:p>
+            <w:r>
+              <w:t>15</w:t>
+            </w:r>
+          </w:p>
+        </w:tc>
+        <w:tc>
+          <w:tcPr>
+            <w:tcW w:w="0" w:type="auto"/>
+            <w:tcBorders>
+              <w:top w:val="single" w:sz="6" w:space="0" w:color="auto"/>
+              <w:left w:val="single" w:sz="6" w:space="0" w:color="auto"/>
+              <w:bottom w:val="single" w:sz="6" w:space="0" w:color="auto"/>
+              <w:right w:val="single" w:sz="6" w:space="0" w:color="auto"/>
+            </w:tcBorders>
+            <w:tcMar>
+              <w:top w:w="240" w:type="dxa"/>
+              <w:left w:w="0" w:type="dxa"/>
+              <w:bottom w:w="240" w:type="dxa"/>
+              <w:right w:w="180" w:type="dxa"/>
+            </w:tcMar>
+            <w:vAlign w:val="center"/>
+            <w:hideMark/>
+          </w:tcPr>
+          <w:p>
+            <w:r>
+              <w:t>6</w:t>
+            </w:r>
+          </w:p>
+        </w:tc>
+        <w:tc>
+          <w:tcPr>
+            <w:tcW w:w="0" w:type="auto"/>
+            <w:tcBorders>
+              <w:top w:val="single" w:sz="6" w:space="0" w:color="auto"/>
+              <w:left w:val="single" w:sz="6" w:space="0" w:color="auto"/>
+              <w:bottom w:val="single" w:sz="6" w:space="0" w:color="auto"/>
+              <w:right w:val="single" w:sz="6" w:space="0" w:color="auto"/>
+            </w:tcBorders>
+            <w:tcMar>
+              <w:top w:w="240" w:type="dxa"/>
+              <w:left w:w="0" w:type="dxa"/>
+              <w:bottom w:w="240" w:type="dxa"/>
+              <w:right w:w="0" w:type="dxa"/>
+            </w:tcMar>
+            <w:vAlign w:val="center"/>
+            <w:hideMark/>
+          </w:tcPr>
+          <w:p>
+            <w:r>
+              <w:t>40%</w:t>
+            </w:r>
+          </w:p>
+        </w:tc>
+      </w:tr>
+      <w:tr>
+        <w:trPr>
+          <w:tblCellSpacing w:w="15" w:type="dxa"/>
+        </w:trPr>
+        <w:tc>
+          <w:tcPr>
+            <w:tcW w:w="0" w:type="auto"/>
+            <w:tcBorders>
+              <w:top w:val="single" w:sz="6" w:space="0" w:color="auto"/>
+              <w:left w:val="single" w:sz="6" w:space="0" w:color="auto"/>
+              <w:bottom w:val="single" w:sz="6" w:space="0" w:color="auto"/>
+              <w:right w:val="single" w:sz="6" w:space="0" w:color="auto"/>
+            </w:tcBorders>
+            <w:tcMar>
+              <w:top w:w="240" w:type="dxa"/>
+              <w:left w:w="0" w:type="dxa"/>
+              <w:bottom w:w="240" w:type="dxa"/>
+              <w:right w:w="180" w:type="dxa"/>
+            </w:tcMar>
+            <w:vAlign w:val="center"/>
+            <w:hideMark/>
+          </w:tcPr>
+          <w:p>
+            <w:r>
+              <w:rPr>
+                <w:b/>
+                <w:bCs/>
+              </w:rPr>
+              <w:t>Reperimento e generazione parti grafiche</w:t>
+            </w:r>
+            <w:r>
+              <w:t xml:space="preserve"> </w:t>
+            </w:r>
+          </w:p>
+        </w:tc>
+        <w:tc>
+          <w:tcPr>
+            <w:tcW w:w="0" w:type="auto"/>
+            <w:tcBorders>
+              <w:top w:val="single" w:sz="6" w:space="0" w:color="auto"/>
+              <w:left w:val="single" w:sz="6" w:space="0" w:color="auto"/>
+              <w:bottom w:val="single" w:sz="6" w:space="0" w:color="auto"/>
+              <w:right w:val="single" w:sz="6" w:space="0" w:color="auto"/>
+            </w:tcBorders>
+            <w:tcMar>
+              <w:top w:w="240" w:type="dxa"/>
+              <w:left w:w="0" w:type="dxa"/>
+              <w:bottom w:w="240" w:type="dxa"/>
+              <w:right w:w="180" w:type="dxa"/>
+            </w:tcMar>
+            <w:vAlign w:val="center"/>
+            <w:hideMark/>
+          </w:tcPr>
+          <w:p>
+            <w:r>
+              <w:t>30</w:t>
+            </w:r>
+          </w:p>
+        </w:tc>
+        <w:tc>
+          <w:tcPr>
+            <w:tcW w:w="0" w:type="auto"/>
+            <w:tcBorders>
+              <w:top w:val="single" w:sz="6" w:space="0" w:color="auto"/>
+              <w:left w:val="single" w:sz="6" w:space="0" w:color="auto"/>
+              <w:bottom w:val="single" w:sz="6" w:space="0" w:color="auto"/>
+              <w:right w:val="single" w:sz="6" w:space="0" w:color="auto"/>
+            </w:tcBorders>
+            <w:tcMar>
+              <w:top w:w="240" w:type="dxa"/>
+              <w:left w:w="0" w:type="dxa"/>
+              <w:bottom w:w="240" w:type="dxa"/>
+              <w:right w:w="180" w:type="dxa"/>
+            </w:tcMar>
+            <w:vAlign w:val="center"/>
+            <w:hideMark/>
+          </w:tcPr>
+          <w:p>
+            <w:r>
+              <w:t>2</w:t>
+            </w:r>
+          </w:p>
+        </w:tc>
+        <w:tc>
+          <w:tcPr>
+            <w:tcW w:w="0" w:type="auto"/>
+            <w:tcBorders>
+              <w:top w:val="single" w:sz="6" w:space="0" w:color="auto"/>
+              <w:left w:val="single" w:sz="6" w:space="0" w:color="auto"/>
+              <w:bottom w:val="single" w:sz="6" w:space="0" w:color="auto"/>
+              <w:right w:val="single" w:sz="6" w:space="0" w:color="auto"/>
+            </w:tcBorders>
+            <w:tcMar>
+              <w:top w:w="240" w:type="dxa"/>
+              <w:left w:w="0" w:type="dxa"/>
+              <w:bottom w:w="240" w:type="dxa"/>
+              <w:right w:w="0" w:type="dxa"/>
+            </w:tcMar>
+            <w:vAlign w:val="center"/>
+            <w:hideMark/>
+          </w:tcPr>
+          <w:p>
+            <w:r>
+              <w:t>7%</w:t>
+            </w:r>
+          </w:p>
+        </w:tc>
+      </w:tr>
+      <w:tr>
+        <w:trPr>
+          <w:tblCellSpacing w:w="15" w:type="dxa"/>
+        </w:trPr>
+        <w:tc>
+          <w:tcPr>
+            <w:tcW w:w="0" w:type="auto"/>
+            <w:tcBorders>
+              <w:top w:val="single" w:sz="6" w:space="0" w:color="auto"/>
+              <w:left w:val="single" w:sz="6" w:space="0" w:color="auto"/>
+              <w:bottom w:val="single" w:sz="6" w:space="0" w:color="auto"/>
+              <w:right w:val="single" w:sz="6" w:space="0" w:color="auto"/>
+            </w:tcBorders>
+            <w:tcMar>
+              <w:top w:w="240" w:type="dxa"/>
+              <w:left w:w="0" w:type="dxa"/>
+              <w:bottom w:w="240" w:type="dxa"/>
+              <w:right w:w="180" w:type="dxa"/>
+            </w:tcMar>
+            <w:vAlign w:val="center"/>
+            <w:hideMark/>
+          </w:tcPr>
+          <w:p>
+            <w:r>
+              <w:rPr>
+                <w:b/>
+                <w:bCs/>
+              </w:rPr>
+              <w:t>Realizzazione parti interattive</w:t>
+            </w:r>
+            <w:r>
+              <w:t xml:space="preserve"> </w:t>
+            </w:r>
+          </w:p>
+        </w:tc>
+        <w:tc>
+          <w:tcPr>
+            <w:tcW w:w="0" w:type="auto"/>
+            <w:tcBorders>
+              <w:top w:val="single" w:sz="6" w:space="0" w:color="auto"/>
+              <w:left w:val="single" w:sz="6" w:space="0" w:color="auto"/>
+              <w:bottom w:val="single" w:sz="6" w:space="0" w:color="auto"/>
+              <w:right w:val="single" w:sz="6" w:space="0" w:color="auto"/>
+            </w:tcBorders>
+            <w:tcMar>
+              <w:top w:w="240" w:type="dxa"/>
+              <w:left w:w="0" w:type="dxa"/>
+              <w:bottom w:w="240" w:type="dxa"/>
+              <w:right w:w="180" w:type="dxa"/>
+            </w:tcMar>
+            <w:vAlign w:val="center"/>
+            <w:hideMark/>
+          </w:tcPr>
+          <w:p>
+            <w:r>
+              <w:t>45</w:t>
+            </w:r>
+          </w:p>
+        </w:tc>
+        <w:tc>
+          <w:tcPr>
+            <w:tcW w:w="0" w:type="auto"/>
+            <w:tcBorders>
+              <w:top w:val="single" w:sz="6" w:space="0" w:color="auto"/>
+              <w:left w:val="single" w:sz="6" w:space="0" w:color="auto"/>
+              <w:bottom w:val="single" w:sz="6" w:space="0" w:color="auto"/>
+              <w:right w:val="single" w:sz="6" w:space="0" w:color="auto"/>
+            </w:tcBorders>
+            <w:tcMar>
+              <w:top w:w="240" w:type="dxa"/>
+              <w:left w:w="0" w:type="dxa"/>
+              <w:bottom w:w="240" w:type="dxa"/>
+              <w:right w:w="180" w:type="dxa"/>
+            </w:tcMar>
+            <w:vAlign w:val="center"/>
+            <w:hideMark/>
+          </w:tcPr>
+          <w:p>
+            <w:r>
+              <w:t>0</w:t>
+            </w:r>
+          </w:p>
+        </w:tc>
+        <w:tc>
+          <w:tcPr>
+            <w:tcW w:w="0" w:type="auto"/>
+            <w:tcBorders>
+              <w:top w:val="single" w:sz="6" w:space="0" w:color="auto"/>
+              <w:left w:val="single" w:sz="6" w:space="0" w:color="auto"/>
+              <w:bottom w:val="single" w:sz="6" w:space="0" w:color="auto"/>
+              <w:right w:val="single" w:sz="6" w:space="0" w:color="auto"/>
+            </w:tcBorders>
+            <w:tcMar>
+              <w:top w:w="240" w:type="dxa"/>
+              <w:left w:w="0" w:type="dxa"/>
+              <w:bottom w:w="240" w:type="dxa"/>
+              <w:right w:w="0" w:type="dxa"/>
+            </w:tcMar>
+            <w:vAlign w:val="center"/>
+            <w:hideMark/>
+          </w:tcPr>
+          <w:p>
+            <w:r>
+              <w:t>0%</w:t>
+            </w:r>
+          </w:p>
+        </w:tc>
+      </w:tr>
+      <w:tr>
+        <w:trPr>
+          <w:tblCellSpacing w:w="15" w:type="dxa"/>
+        </w:trPr>
+        <w:tc>
+          <w:tcPr>
+            <w:tcW w:w="0" w:type="auto"/>
+            <w:tcBorders>
+              <w:top w:val="single" w:sz="6" w:space="0" w:color="auto"/>
+              <w:left w:val="single" w:sz="6" w:space="0" w:color="auto"/>
+              <w:bottom w:val="single" w:sz="6" w:space="0" w:color="auto"/>
+              <w:right w:val="single" w:sz="6" w:space="0" w:color="auto"/>
+            </w:tcBorders>
+            <w:tcMar>
+              <w:top w:w="240" w:type="dxa"/>
+              <w:left w:w="0" w:type="dxa"/>
+              <w:bottom w:w="240" w:type="dxa"/>
+              <w:right w:w="180" w:type="dxa"/>
+            </w:tcMar>
+            <w:vAlign w:val="center"/>
+            <w:hideMark/>
+          </w:tcPr>
+          <w:p>
+            <w:r>
+              <w:rPr>
+                <w:b/>
+                <w:bCs/>
+              </w:rPr>
+              <w:t>Test, revisione e manualistica</w:t>
+            </w:r>
+            <w:r>
+              <w:t xml:space="preserve"> </w:t>
+            </w:r>
+          </w:p>
+        </w:tc>
+        <w:tc>
+          <w:tcPr>
+            <w:tcW w:w="0" w:type="auto"/>
+            <w:tcBorders>
+              <w:top w:val="single" w:sz="6" w:space="0" w:color="auto"/>
+              <w:left w:val="single" w:sz="6" w:space="0" w:color="auto"/>
+              <w:bottom w:val="single" w:sz="6" w:space="0" w:color="auto"/>
+              <w:right w:val="single" w:sz="6" w:space="0" w:color="auto"/>
+            </w:tcBorders>
+            <w:tcMar>
+              <w:top w:w="240" w:type="dxa"/>
+              <w:left w:w="0" w:type="dxa"/>
+              <w:bottom w:w="240" w:type="dxa"/>
+              <w:right w:w="180" w:type="dxa"/>
+            </w:tcMar>
+            <w:vAlign w:val="center"/>
+            <w:hideMark/>
+          </w:tcPr>
+          <w:p>
+            <w:r>
+              <w:t>15</w:t>
+            </w:r>
+          </w:p>
+        </w:tc>
+        <w:tc>
+          <w:tcPr>
+            <w:tcW w:w="0" w:type="auto"/>
+            <w:tcBorders>
+              <w:top w:val="single" w:sz="6" w:space="0" w:color="auto"/>
+              <w:left w:val="single" w:sz="6" w:space="0" w:color="auto"/>
+              <w:bottom w:val="single" w:sz="6" w:space="0" w:color="auto"/>
+              <w:right w:val="single" w:sz="6" w:space="0" w:color="auto"/>
+            </w:tcBorders>
+            <w:tcMar>
+              <w:top w:w="240" w:type="dxa"/>
+              <w:left w:w="0" w:type="dxa"/>
+              <w:bottom w:w="240" w:type="dxa"/>
+              <w:right w:w="180" w:type="dxa"/>
+            </w:tcMar>
+            <w:vAlign w:val="center"/>
+            <w:hideMark/>
+          </w:tcPr>
+          <w:p>
+            <w:r>
+              <w:t>0</w:t>
+            </w:r>
+          </w:p>
+        </w:tc>
+        <w:tc>
+          <w:tcPr>
+            <w:tcW w:w="0" w:type="auto"/>
+            <w:tcBorders>
+              <w:top w:val="single" w:sz="6" w:space="0" w:color="auto"/>
+              <w:left w:val="single" w:sz="6" w:space="0" w:color="auto"/>
+              <w:bottom w:val="single" w:sz="6" w:space="0" w:color="auto"/>
+              <w:right w:val="single" w:sz="6" w:space="0" w:color="auto"/>
+            </w:tcBorders>
+            <w:tcMar>
+              <w:top w:w="240" w:type="dxa"/>
+              <w:left w:w="0" w:type="dxa"/>
+              <w:bottom w:w="240" w:type="dxa"/>
+              <w:right w:w="0" w:type="dxa"/>
+            </w:tcMar>
+            <w:vAlign w:val="center"/>
+            <w:hideMark/>
+          </w:tcPr>
+          <w:p>
+            <w:r>
+              <w:t>0%</w:t>
+            </w:r>
+          </w:p>
+        </w:tc>
+      </w:tr>
+      <w:tr>
+        <w:trPr>
+          <w:tblCellSpacing w:w="15" w:type="dxa"/>
+        </w:trPr>
+        <w:tc>
+          <w:tcPr>
+            <w:tcW w:w="0" w:type="auto"/>
+            <w:tcBorders>
+              <w:top w:val="single" w:sz="6" w:space="0" w:color="auto"/>
+              <w:left w:val="single" w:sz="6" w:space="0" w:color="auto"/>
+              <w:bottom w:val="single" w:sz="6" w:space="0" w:color="auto"/>
+              <w:right w:val="single" w:sz="6" w:space="0" w:color="auto"/>
+            </w:tcBorders>
+            <w:tcMar>
+              <w:top w:w="240" w:type="dxa"/>
+              <w:left w:w="0" w:type="dxa"/>
+              <w:bottom w:w="240" w:type="dxa"/>
+              <w:right w:w="180" w:type="dxa"/>
+            </w:tcMar>
+            <w:vAlign w:val="center"/>
+            <w:hideMark/>
+          </w:tcPr>
+          <w:p>
+            <w:r>
+              <w:rPr>
+                <w:b/>
+                <w:bCs/>
+              </w:rPr>
+              <w:t>TOTALE</w:t>
+            </w:r>
+          </w:p>
+        </w:tc>
+        <w:tc>
+          <w:tcPr>
+            <w:tcW w:w="0" w:type="auto"/>
+            <w:tcBorders>
+              <w:top w:val="single" w:sz="6" w:space="0" w:color="auto"/>
+              <w:left w:val="single" w:sz="6" w:space="0" w:color="auto"/>
+              <w:bottom w:val="single" w:sz="6" w:space="0" w:color="auto"/>
+              <w:right w:val="single" w:sz="6" w:space="0" w:color="auto"/>
+            </w:tcBorders>
+            <w:tcMar>
+              <w:top w:w="240" w:type="dxa"/>
+              <w:left w:w="0" w:type="dxa"/>
+              <w:bottom w:w="240" w:type="dxa"/>
+              <w:right w:w="180" w:type="dxa"/>
+            </w:tcMar>
+            <w:vAlign w:val="center"/>
+            <w:hideMark/>
+          </w:tcPr>
+          <w:p>
+            <w:r>
+              <w:rPr>
+                <w:b/>
+                <w:bCs/>
+              </w:rPr>
+              <w:t>120</w:t>
+            </w:r>
+          </w:p>
+        </w:tc>
+        <w:tc>
+          <w:tcPr>
+            <w:tcW w:w="0" w:type="auto"/>
+            <w:tcBorders>
+              <w:top w:val="single" w:sz="6" w:space="0" w:color="auto"/>
+              <w:left w:val="single" w:sz="6" w:space="0" w:color="auto"/>
+              <w:bottom w:val="single" w:sz="6" w:space="0" w:color="auto"/>
+              <w:right w:val="single" w:sz="6" w:space="0" w:color="auto"/>
+            </w:tcBorders>
+            <w:tcMar>
+              <w:top w:w="240" w:type="dxa"/>
+              <w:left w:w="0" w:type="dxa"/>
+              <w:bottom w:w="240" w:type="dxa"/>
+              <w:right w:w="180" w:type="dxa"/>
+            </w:tcMar>
+            <w:vAlign w:val="center"/>
+            <w:hideMark/>
+          </w:tcPr>
+          <w:p>
+            <w:r>
+              <w:rPr>
+                <w:b/>
+                <w:bCs/>
+              </w:rPr>
+              <w:t>16</w:t>
+            </w:r>
+          </w:p>
+        </w:tc>
+        <w:tc>
+          <w:tcPr>
+            <w:tcW w:w="0" w:type="auto"/>
+            <w:tcBorders>
+              <w:top w:val="single" w:sz="6" w:space="0" w:color="auto"/>
+              <w:left w:val="single" w:sz="6" w:space="0" w:color="auto"/>
+              <w:bottom w:val="single" w:sz="6" w:space="0" w:color="auto"/>
+              <w:right w:val="single" w:sz="6" w:space="0" w:color="auto"/>
+            </w:tcBorders>
+            <w:tcMar>
+              <w:top w:w="240" w:type="dxa"/>
+              <w:left w:w="0" w:type="dxa"/>
+              <w:bottom w:w="240" w:type="dxa"/>
+              <w:right w:w="0" w:type="dxa"/>
+            </w:tcMar>
+            <w:vAlign w:val="center"/>
+            <w:hideMark/>
+          </w:tcPr>
+          <w:p>
+            <w:r>
+              <w:rPr>
+                <w:b/>
+                <w:bCs/>
+              </w:rPr>
+              <w:t>13%</w:t>
+            </w:r>
+          </w:p>
+        </w:tc>
+      </w:tr>
+    </w:tbl>
     <w:p/>
     <w:p>
       <w:r>
@@ -4752,7 +5559,7 @@
     </w:p>
     <w:p>
       <w:pPr>
-        <w:pStyle w:val="Heading2"/>
+        <w:pStyle w:val="Titolo2"/>
       </w:pPr>
       <w:bookmarkStart w:id="8" w:name="_Toc41400383"/>
       <w:r>
@@ -4763,73 +5570,345 @@
     </w:p>
     <w:p>
       <w:r>
-        <w:t xml:space="preserve">Se </w:t>
-      </w:r>
-      <w:r>
-        <w:t xml:space="preserve">necessario fare una pianificazione delle risorse di cui il team di progetto avrà bisogno </w:t>
+        <w:t>Per la realizzazione di BariGo, il team ha pianificato con cura le risorse necessarie, suddividendole in quattro categorie principali per garantire che ogni aspetto dello sviluppo sia coperto in modo professionale .</w:t>
       </w:r>
     </w:p>
     <w:p>
-      <w:r>
-        <w:t xml:space="preserve">Le risorse </w:t>
-      </w:r>
-      <w:r>
-        <w:t>possono</w:t>
-      </w:r>
-      <w:r>
-        <w:t xml:space="preserve"> riguarda</w:t>
-      </w:r>
-      <w:r>
-        <w:t>re</w:t>
-      </w:r>
-      <w:r>
-        <w:t>:</w:t>
+      <w:pPr>
+        <w:rPr>
+          <w:b/>
+          <w:bCs/>
+        </w:rPr>
+      </w:pPr>
+      <w:r>
+        <w:rPr>
+          <w:b/>
+          <w:bCs/>
+        </w:rPr>
+        <w:t>Risorse Umane</w:t>
       </w:r>
     </w:p>
     <w:p>
-      <w:pPr>
-        <w:pStyle w:val="ListParagraph"/>
+      <w:r>
+        <w:t>Il team di sviluppo è composto da quattro membri, a ciascuno dei quali è stato assegnato un ruolo specifico basato sulle proprie inclinazioni e necessità del progetto :</w:t>
+      </w:r>
+    </w:p>
+    <w:p>
+      <w:pPr>
         <w:numPr>
           <w:ilvl w:val="0"/>
-          <w:numId w:val="6"/>
+          <w:numId w:val="37"/>
         </w:numPr>
       </w:pPr>
       <w:r>
-        <w:t>L’argomento da trattare</w:t>
+        <w:rPr>
+          <w:b/>
+          <w:bCs/>
+        </w:rPr>
+        <w:t>Carmine Giove</w:t>
+      </w:r>
+      <w:r>
+        <w:rPr>
+          <w:b/>
+          <w:bCs/>
+        </w:rPr>
+        <w:t xml:space="preserve"> (</w:t>
+      </w:r>
+      <w:r>
+        <w:rPr>
+          <w:b/>
+          <w:bCs/>
+        </w:rPr>
+        <w:t>Project Manager</w:t>
+      </w:r>
+      <w:r>
+        <w:rPr>
+          <w:b/>
+          <w:bCs/>
+        </w:rPr>
+        <w:t>)</w:t>
+      </w:r>
+      <w:r>
+        <w:t>;</w:t>
       </w:r>
     </w:p>
     <w:p>
       <w:pPr>
-        <w:pStyle w:val="ListParagraph"/>
         <w:numPr>
           <w:ilvl w:val="0"/>
-          <w:numId w:val="6"/>
+          <w:numId w:val="37"/>
         </w:numPr>
       </w:pPr>
       <w:r>
-        <w:t>L’erogazione dei contenuti</w:t>
+        <w:rPr>
+          <w:b/>
+          <w:bCs/>
+        </w:rPr>
+        <w:t>Simone Iozzi</w:t>
+      </w:r>
+      <w:r>
+        <w:rPr>
+          <w:b/>
+          <w:bCs/>
+        </w:rPr>
+        <w:t xml:space="preserve"> (</w:t>
+      </w:r>
+      <w:r>
+        <w:rPr>
+          <w:b/>
+          <w:bCs/>
+        </w:rPr>
+        <w:t>componente grafica e AI</w:t>
+      </w:r>
+      <w:r>
+        <w:rPr>
+          <w:b/>
+          <w:bCs/>
+        </w:rPr>
+        <w:t>)</w:t>
+      </w:r>
+      <w:r>
+        <w:t>;</w:t>
       </w:r>
     </w:p>
     <w:p>
       <w:pPr>
-        <w:pStyle w:val="ListParagraph"/>
         <w:numPr>
           <w:ilvl w:val="0"/>
-          <w:numId w:val="6"/>
+          <w:numId w:val="37"/>
         </w:numPr>
       </w:pPr>
       <w:r>
-        <w:t>L’HW e il SW da utilizzare</w:t>
+        <w:rPr>
+          <w:b/>
+          <w:bCs/>
+        </w:rPr>
+        <w:t>Claudio Gualberti</w:t>
+      </w:r>
+      <w:r>
+        <w:rPr>
+          <w:b/>
+          <w:bCs/>
+        </w:rPr>
+        <w:t xml:space="preserve"> (</w:t>
+      </w:r>
+      <w:r>
+        <w:rPr>
+          <w:b/>
+          <w:bCs/>
+        </w:rPr>
+        <w:t>sviluppo tecnico</w:t>
+      </w:r>
+      <w:r>
+        <w:rPr>
+          <w:b/>
+          <w:bCs/>
+        </w:rPr>
+        <w:t>)</w:t>
+      </w:r>
+      <w:r>
+        <w:t>;</w:t>
       </w:r>
     </w:p>
     <w:p>
-      <w:r>
-        <w:br w:type="page"/>
+      <w:pPr>
+        <w:numPr>
+          <w:ilvl w:val="0"/>
+          <w:numId w:val="37"/>
+        </w:numPr>
+      </w:pPr>
+      <w:r>
+        <w:rPr>
+          <w:b/>
+          <w:bCs/>
+        </w:rPr>
+        <w:t>Armando Franchini</w:t>
+      </w:r>
+      <w:r>
+        <w:rPr>
+          <w:b/>
+          <w:bCs/>
+        </w:rPr>
+        <w:t xml:space="preserve"> (</w:t>
+      </w:r>
+      <w:r>
+        <w:rPr>
+          <w:b/>
+          <w:bCs/>
+        </w:rPr>
+        <w:t>analista dei contenuti.</w:t>
+      </w:r>
+      <w:r>
+        <w:rPr>
+          <w:b/>
+          <w:bCs/>
+        </w:rPr>
+        <w:t>)</w:t>
+      </w:r>
+      <w:r>
+        <w:t>.</w:t>
       </w:r>
     </w:p>
     <w:p>
       <w:pPr>
-        <w:pStyle w:val="Heading1"/>
+        <w:rPr>
+          <w:b/>
+          <w:bCs/>
+        </w:rPr>
+      </w:pPr>
+      <w:r>
+        <w:rPr>
+          <w:b/>
+          <w:bCs/>
+        </w:rPr>
+        <w:t>Risorse Informative</w:t>
+      </w:r>
+    </w:p>
+    <w:p>
+      <w:r>
+        <w:t>Tutte le informazioni storiche e culturali inserite nel gioco provengono da fonti attendibili e verificate. I dati sui teatri e sui segreti della "Bari Sotto" sono reperiti attraverso la consultazione di materiale d'archivio della rete dei teatri baresi e documentazione legata al territorio.</w:t>
+      </w:r>
+      <w:r>
+        <w:br/>
+      </w:r>
+      <w:r>
+        <w:t xml:space="preserve"> Per la parte tecnica, utilizziamo la documentazione ufficiale di </w:t>
+      </w:r>
+      <w:r>
+        <w:rPr>
+          <w:b/>
+          <w:bCs/>
+        </w:rPr>
+        <w:t>Godot Engine</w:t>
+      </w:r>
+      <w:r>
+        <w:t xml:space="preserve"> e le linee guida per l’integrazione di servizi esterni come SilentWolf.</w:t>
+      </w:r>
+    </w:p>
+    <w:p>
+      <w:pPr>
+        <w:rPr>
+          <w:b/>
+          <w:bCs/>
+        </w:rPr>
+      </w:pPr>
+      <w:r>
+        <w:rPr>
+          <w:b/>
+          <w:bCs/>
+        </w:rPr>
+        <w:t>Risorse Applicative</w:t>
+      </w:r>
+    </w:p>
+    <w:p>
+      <w:r>
+        <w:t xml:space="preserve">Il software principale per lo sviluppo è </w:t>
+      </w:r>
+      <w:r>
+        <w:rPr>
+          <w:b/>
+          <w:bCs/>
+        </w:rPr>
+        <w:t>Godot Engine</w:t>
+      </w:r>
+      <w:r>
+        <w:t xml:space="preserve">, scelto per la sua versatilità nel gestire progetti 2D e per la sua natura open-source che rispetta il nostro vincolo di budget zero. Per la parte grafica utilizziamo strumenti di </w:t>
+      </w:r>
+      <w:r>
+        <w:rPr>
+          <w:b/>
+          <w:bCs/>
+        </w:rPr>
+        <w:t>Intelligenza Artificiale Generativa</w:t>
+      </w:r>
+      <w:r>
+        <w:t xml:space="preserve"> e software di fotoritocco </w:t>
+      </w:r>
+      <w:r>
+        <w:t>online</w:t>
+      </w:r>
+      <w:r>
+        <w:t xml:space="preserve"> per la post-produzione degli asset. Il coordinamento del codice e il versionamento dei file avvengono tramite </w:t>
+      </w:r>
+      <w:r>
+        <w:rPr>
+          <w:b/>
+          <w:bCs/>
+        </w:rPr>
+        <w:t>GitHub Desktop</w:t>
+      </w:r>
+      <w:r>
+        <w:t>.</w:t>
+      </w:r>
+    </w:p>
+    <w:p>
+      <w:pPr>
+        <w:rPr>
+          <w:b/>
+          <w:bCs/>
+        </w:rPr>
+      </w:pPr>
+      <w:r>
+        <w:rPr>
+          <w:b/>
+          <w:bCs/>
+        </w:rPr>
+        <w:t>Risorse Strumentali</w:t>
+      </w:r>
+    </w:p>
+    <w:p>
+      <w:r>
+        <w:t xml:space="preserve">Per la creazione delle ambientazioni e della mappa di gioco, sono stati reperiti specifici pacchetti grafici online, così da mantenere i costi di produzione a zero. In particolare, per comporre il tessuto urbano e le aree naturali di Bari, verranno estratti e utilizzati gli asset contenuti negli archivi </w:t>
+      </w:r>
+      <w:r>
+        <w:rPr>
+          <w:b/>
+          <w:bCs/>
+        </w:rPr>
+        <w:t>tf_beach_tileset</w:t>
+      </w:r>
+      <w:r>
+        <w:t xml:space="preserve">, </w:t>
+      </w:r>
+      <w:r>
+        <w:rPr>
+          <w:b/>
+          <w:bCs/>
+        </w:rPr>
+        <w:t>FreeCityBuilder</w:t>
+      </w:r>
+      <w:r>
+        <w:t xml:space="preserve"> e </w:t>
+      </w:r>
+      <w:r>
+        <w:rPr>
+          <w:b/>
+          <w:bCs/>
+        </w:rPr>
+        <w:t>city block tile set</w:t>
+      </w:r>
+      <w:r>
+        <w:t xml:space="preserve">, che forniscono i </w:t>
+      </w:r>
+      <w:r>
+        <w:rPr>
+          <w:i/>
+          <w:iCs/>
+        </w:rPr>
+        <w:t>tileset</w:t>
+      </w:r>
+      <w:r>
+        <w:t xml:space="preserve"> di base necessari per l'assemblaggio degli scenari all'interno di Godot Engine.</w:t>
+      </w:r>
+    </w:p>
+    <w:p>
+      <w:r>
+        <w:br w:type="page"/>
+      </w:r>
+    </w:p>
+    <w:p>
+      <w:pPr>
+        <w:pStyle w:val="Titolo1"/>
       </w:pPr>
       <w:bookmarkStart w:id="9" w:name="_Toc41400384"/>
       <w:r>
@@ -4840,7 +5919,7 @@
     </w:p>
     <w:p>
       <w:pPr>
-        <w:pStyle w:val="Heading2"/>
+        <w:pStyle w:val="Titolo2"/>
       </w:pPr>
       <w:bookmarkStart w:id="10" w:name="_Toc41400385"/>
       <w:r>
@@ -4885,7 +5964,7 @@
     </w:p>
     <w:p>
       <w:pPr>
-        <w:pStyle w:val="Heading2"/>
+        <w:pStyle w:val="Titolo2"/>
       </w:pPr>
       <w:bookmarkStart w:id="11" w:name="_Toc41400386"/>
       <w:r>
@@ -4935,7 +6014,7 @@
     </w:p>
     <w:p>
       <w:pPr>
-        <w:pStyle w:val="Heading2"/>
+        <w:pStyle w:val="Titolo2"/>
       </w:pPr>
       <w:bookmarkStart w:id="12" w:name="_Toc41400387"/>
       <w:r>
@@ -4951,7 +6030,7 @@
     </w:p>
     <w:p>
       <w:pPr>
-        <w:pStyle w:val="ListParagraph"/>
+        <w:pStyle w:val="Paragrafoelenco"/>
         <w:numPr>
           <w:ilvl w:val="0"/>
           <w:numId w:val="10"/>
@@ -4963,7 +6042,7 @@
     </w:p>
     <w:p>
       <w:pPr>
-        <w:pStyle w:val="ListParagraph"/>
+        <w:pStyle w:val="Paragrafoelenco"/>
         <w:numPr>
           <w:ilvl w:val="0"/>
           <w:numId w:val="10"/>
@@ -4975,7 +6054,7 @@
     </w:p>
     <w:p>
       <w:pPr>
-        <w:pStyle w:val="ListParagraph"/>
+        <w:pStyle w:val="Paragrafoelenco"/>
         <w:numPr>
           <w:ilvl w:val="0"/>
           <w:numId w:val="10"/>
@@ -4987,7 +6066,7 @@
     </w:p>
     <w:p>
       <w:pPr>
-        <w:pStyle w:val="ListParagraph"/>
+        <w:pStyle w:val="Paragrafoelenco"/>
         <w:numPr>
           <w:ilvl w:val="0"/>
           <w:numId w:val="10"/>
@@ -4999,7 +6078,7 @@
     </w:p>
     <w:p>
       <w:pPr>
-        <w:pStyle w:val="ListParagraph"/>
+        <w:pStyle w:val="Paragrafoelenco"/>
         <w:numPr>
           <w:ilvl w:val="0"/>
           <w:numId w:val="10"/>
@@ -5024,7 +6103,7 @@
     </w:p>
     <w:p>
       <w:pPr>
-        <w:pStyle w:val="Heading2"/>
+        <w:pStyle w:val="Titolo2"/>
       </w:pPr>
       <w:bookmarkStart w:id="13" w:name="_Toc41400388"/>
       <w:r>
@@ -5043,7 +6122,7 @@
     </w:p>
     <w:p>
       <w:pPr>
-        <w:pStyle w:val="Heading3"/>
+        <w:pStyle w:val="Titolo3"/>
         <w:rPr>
           <w:lang w:val="en-US"/>
         </w:rPr>
@@ -5059,7 +6138,7 @@
     </w:p>
     <w:p>
       <w:pPr>
-        <w:pStyle w:val="Heading3"/>
+        <w:pStyle w:val="Titolo3"/>
         <w:rPr>
           <w:lang w:val="en-US"/>
         </w:rPr>
@@ -5075,7 +6154,7 @@
     </w:p>
     <w:p>
       <w:pPr>
-        <w:pStyle w:val="Heading3"/>
+        <w:pStyle w:val="Titolo3"/>
         <w:rPr>
           <w:lang w:val="en-US"/>
         </w:rPr>
@@ -5104,7 +6183,7 @@
     </w:p>
     <w:p>
       <w:pPr>
-        <w:pStyle w:val="Heading1"/>
+        <w:pStyle w:val="Titolo1"/>
         <w:rPr>
           <w:lang w:val="en-US"/>
         </w:rPr>
@@ -5121,7 +6200,7 @@
     </w:p>
     <w:p>
       <w:pPr>
-        <w:pStyle w:val="Heading2"/>
+        <w:pStyle w:val="Titolo2"/>
         <w:rPr>
           <w:lang w:val="en-US"/>
         </w:rPr>
@@ -5142,7 +6221,7 @@
     </w:p>
     <w:p>
       <w:pPr>
-        <w:pStyle w:val="Heading3"/>
+        <w:pStyle w:val="Titolo3"/>
       </w:pPr>
       <w:bookmarkStart w:id="19" w:name="_Toc41400394"/>
       <w:r>
@@ -5152,7 +6231,7 @@
     </w:p>
     <w:p>
       <w:pPr>
-        <w:pStyle w:val="Heading3"/>
+        <w:pStyle w:val="Titolo3"/>
       </w:pPr>
       <w:bookmarkStart w:id="20" w:name="_Toc41400395"/>
       <w:r>
@@ -5163,7 +6242,7 @@
     <w:p/>
     <w:p>
       <w:pPr>
-        <w:pStyle w:val="Heading2"/>
+        <w:pStyle w:val="Titolo2"/>
       </w:pPr>
       <w:bookmarkStart w:id="21" w:name="_Toc41400396"/>
       <w:r>
@@ -5186,7 +6265,7 @@
     </w:p>
     <w:p>
       <w:pPr>
-        <w:pStyle w:val="Heading1"/>
+        <w:pStyle w:val="Titolo1"/>
       </w:pPr>
       <w:r>
         <w:lastRenderedPageBreak/>
@@ -5195,7 +6274,7 @@
     </w:p>
     <w:p>
       <w:pPr>
-        <w:pStyle w:val="Heading2"/>
+        <w:pStyle w:val="Titolo2"/>
       </w:pPr>
       <w:r>
         <w:t>Questionario SUS (System Usability Scale)</w:t>
@@ -10230,7 +11309,7 @@
     <w:p/>
     <w:p>
       <w:pPr>
-        <w:pStyle w:val="Heading2"/>
+        <w:pStyle w:val="Titolo2"/>
       </w:pPr>
     </w:p>
     <w:p/>
@@ -10271,7 +11350,7 @@
   <w:sdt>
     <w:sdtPr>
       <w:rPr>
-        <w:rStyle w:val="PageNumber"/>
+        <w:rStyle w:val="Numeropagina"/>
       </w:rPr>
       <w:id w:val="-1710180993"/>
       <w:docPartObj>
@@ -10282,27 +11361,27 @@
     <w:sdtContent>
       <w:p>
         <w:pPr>
-          <w:pStyle w:val="Footer"/>
+          <w:pStyle w:val="Pidipagina"/>
           <w:framePr w:wrap="none" w:vAnchor="text" w:hAnchor="margin" w:xAlign="right" w:y="1"/>
           <w:rPr>
-            <w:rStyle w:val="PageNumber"/>
+            <w:rStyle w:val="Numeropagina"/>
           </w:rPr>
         </w:pPr>
         <w:r>
           <w:rPr>
-            <w:rStyle w:val="PageNumber"/>
+            <w:rStyle w:val="Numeropagina"/>
           </w:rPr>
           <w:fldChar w:fldCharType="begin"/>
         </w:r>
         <w:r>
           <w:rPr>
-            <w:rStyle w:val="PageNumber"/>
+            <w:rStyle w:val="Numeropagina"/>
           </w:rPr>
           <w:instrText xml:space="preserve"> PAGE </w:instrText>
         </w:r>
         <w:r>
           <w:rPr>
-            <w:rStyle w:val="PageNumber"/>
+            <w:rStyle w:val="Numeropagina"/>
           </w:rPr>
           <w:fldChar w:fldCharType="end"/>
         </w:r>
@@ -10311,7 +11390,7 @@
   </w:sdt>
   <w:p>
     <w:pPr>
-      <w:pStyle w:val="Footer"/>
+      <w:pStyle w:val="Pidipagina"/>
       <w:ind w:right="360"/>
     </w:pPr>
   </w:p>
@@ -10323,7 +11402,7 @@
   <w:sdt>
     <w:sdtPr>
       <w:rPr>
-        <w:rStyle w:val="PageNumber"/>
+        <w:rStyle w:val="Numeropagina"/>
       </w:rPr>
       <w:id w:val="1010491907"/>
       <w:docPartObj>
@@ -10334,40 +11413,40 @@
     <w:sdtContent>
       <w:p>
         <w:pPr>
-          <w:pStyle w:val="Footer"/>
+          <w:pStyle w:val="Pidipagina"/>
           <w:framePr w:wrap="none" w:vAnchor="text" w:hAnchor="margin" w:xAlign="right" w:y="1"/>
           <w:rPr>
-            <w:rStyle w:val="PageNumber"/>
+            <w:rStyle w:val="Numeropagina"/>
           </w:rPr>
         </w:pPr>
         <w:r>
           <w:rPr>
-            <w:rStyle w:val="PageNumber"/>
+            <w:rStyle w:val="Numeropagina"/>
           </w:rPr>
           <w:fldChar w:fldCharType="begin"/>
         </w:r>
         <w:r>
           <w:rPr>
-            <w:rStyle w:val="PageNumber"/>
+            <w:rStyle w:val="Numeropagina"/>
           </w:rPr>
           <w:instrText xml:space="preserve"> PAGE </w:instrText>
         </w:r>
         <w:r>
           <w:rPr>
-            <w:rStyle w:val="PageNumber"/>
+            <w:rStyle w:val="Numeropagina"/>
           </w:rPr>
           <w:fldChar w:fldCharType="separate"/>
         </w:r>
         <w:r>
           <w:rPr>
-            <w:rStyle w:val="PageNumber"/>
+            <w:rStyle w:val="Numeropagina"/>
             <w:noProof/>
           </w:rPr>
           <w:t>2</w:t>
         </w:r>
         <w:r>
           <w:rPr>
-            <w:rStyle w:val="PageNumber"/>
+            <w:rStyle w:val="Numeropagina"/>
           </w:rPr>
           <w:fldChar w:fldCharType="end"/>
         </w:r>
@@ -10376,7 +11455,7 @@
   </w:sdt>
   <w:p>
     <w:pPr>
-      <w:pStyle w:val="Footer"/>
+      <w:pStyle w:val="Pidipagina"/>
       <w:ind w:right="360"/>
     </w:pPr>
     <w:r>
@@ -10418,7 +11497,7 @@
 <w:hdr xmlns:wpc="http://schemas.microsoft.com/office/word/2010/wordprocessingCanvas" xmlns:cx="http://schemas.microsoft.com/office/drawing/2014/chartex" xmlns:cx1="http://schemas.microsoft.com/office/drawing/2015/9/8/chartex" xmlns:cx2="http://schemas.microsoft.com/office/drawing/2015/10/21/chartex" xmlns:cx3="http://schemas.microsoft.com/office/drawing/2016/5/9/chartex" xmlns:cx4="http://schemas.microsoft.com/office/drawing/2016/5/10/chartex" xmlns:cx5="http://schemas.microsoft.com/office/drawing/2016/5/11/chartex" xmlns:cx6="http://schemas.microsoft.com/office/drawing/2016/5/12/chartex" xmlns:cx7="http://schemas.microsoft.com/office/drawing/2016/5/13/chartex" xmlns:cx8="http://schemas.microsoft.com/office/drawing/2016/5/14/chartex" xmlns:mc="http://schemas.openxmlformats.org/markup-compatibility/2006" xmlns:aink="http://schemas.microsoft.com/office/drawing/2016/ink" xmlns:am3d="http://schemas.microsoft.com/office/drawing/2017/model3d" xmlns:o="urn:schemas-microsoft-com:office:office" xmlns:oel="http://schemas.microsoft.com/office/2019/extlst" xmlns:r="http://schemas.openxmlformats.org/officeDocument/2006/relationships" xmlns:m="http://schemas.openxmlformats.org/officeDocument/2006/math" xmlns:v="urn:schemas-microsoft-com:vml" xmlns:wp14="http://schemas.microsoft.com/office/word/2010/wordprocessingDrawing" xmlns:wp="http://schemas.openxmlformats.org/drawingml/2006/wordprocessingDrawing" xmlns:w10="urn:schemas-microsoft-com:office:word" xmlns:w="http://schemas.openxmlformats.org/wordprocessingml/2006/main" xmlns:w14="http://schemas.microsoft.com/office/word/2010/wordml" xmlns:w15="http://schemas.microsoft.com/office/word/2012/wordml" xmlns:w16cex="http://schemas.microsoft.com/office/word/2018/wordml/cex" xmlns:w16cid="http://schemas.microsoft.com/office/word/2016/wordml/cid" xmlns:w16="http://schemas.microsoft.com/office/word/2018/wordml" xmlns:w16du="http://schemas.microsoft.com/office/word/2023/wordml/word16du" xmlns:w16sdtdh="http://schemas.microsoft.com/office/word/2020/wordml/sdtdatahash" xmlns:w16sdtfl="http://schemas.microsoft.com/office/word/2024/wordml/sdtformatlock" xmlns:w16se="http://schemas.microsoft.com/office/word/2015/wordml/symex" xmlns:wpg="http://schemas.microsoft.com/office/word/2010/wordprocessingGroup" xmlns:wpi="http://schemas.microsoft.com/office/word/2010/wordprocessingInk" xmlns:wne="http://schemas.microsoft.com/office/word/2006/wordml" xmlns:wps="http://schemas.microsoft.com/office/word/2010/wordprocessingShape" mc:Ignorable="w14 w15 w16se w16cid w16 w16cex w16sdtdh w16sdtfl w16du wp14">
   <w:p>
     <w:pPr>
-      <w:pStyle w:val="Header"/>
+      <w:pStyle w:val="Intestazione"/>
     </w:pPr>
     <w:r>
       <w:rPr>
@@ -10461,7 +11540,7 @@
                       <w:txbxContent>
                         <w:p>
                           <w:pPr>
-                            <w:pStyle w:val="Header"/>
+                            <w:pStyle w:val="Intestazione"/>
                             <w:jc w:val="right"/>
                             <w:rPr>
                               <w:rFonts w:ascii="Garamond" w:hAnsi="Garamond"/>
@@ -10476,7 +11555,7 @@
                         </w:p>
                         <w:p>
                           <w:pPr>
-                            <w:pStyle w:val="Header"/>
+                            <w:pStyle w:val="Intestazione"/>
                             <w:jc w:val="right"/>
                             <w:rPr>
                               <w:rFonts w:ascii="Garamond" w:hAnsi="Garamond"/>
@@ -10497,7 +11576,7 @@
                         </w:p>
                         <w:p>
                           <w:pPr>
-                            <w:pStyle w:val="Header"/>
+                            <w:pStyle w:val="Intestazione"/>
                             <w:jc w:val="right"/>
                             <w:rPr>
                               <w:rFonts w:ascii="Garamond" w:hAnsi="Garamond"/>
@@ -10543,7 +11622,7 @@
               <v:stroke joinstyle="miter"/>
               <v:path gradientshapeok="t" o:connecttype="rect"/>
             </v:shapetype>
-            <v:shape id="Casella di testo 2" o:spid="_x0000_s1027" type="#_x0000_t202" style="position:absolute;margin-left:262pt;margin-top:-14.25pt;width:248.7pt;height:59.4pt;z-index:251659264;visibility:visible;mso-wrap-style:square;mso-width-percent:0;mso-height-percent:0;mso-wrap-distance-left:9pt;mso-wrap-distance-top:0;mso-wrap-distance-right:9pt;mso-wrap-distance-bottom:0;mso-position-horizontal:absolute;mso-position-horizontal-relative:text;mso-position-vertical:absolute;mso-position-vertical-relative:text;mso-width-percent:0;mso-height-percent:0;mso-width-relative:margin;mso-height-relative:margin;v-text-anchor:top" o:gfxdata="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" filled="f" stroked="f" strokeweight=".5pt">
+            <v:shape id="Casella di testo 2" o:spid="_x0000_s1027" type="#_x0000_t202" style="position:absolute;margin-left:262pt;margin-top:-14.25pt;width:248.7pt;height:59.4pt;z-index:251659264;visibility:visible;mso-wrap-style:square;mso-width-percent:0;mso-height-percent:0;mso-wrap-distance-left:9pt;mso-wrap-distance-top:0;mso-wrap-distance-right:9pt;mso-wrap-distance-bottom:0;mso-position-horizontal:absolute;mso-position-horizontal-relative:text;mso-position-vertical:absolute;mso-position-vertical-relative:text;mso-width-percent:0;mso-height-percent:0;mso-width-relative:margin;mso-height-relative:margin;v-text-anchor:top" o:gfxdata="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" filled="f" stroked="f" strokeweight=".5pt">
               <v:textbox>
                 <w:txbxContent>
                   <w:p>
@@ -15555,6 +16634,155 @@
     </w:lvl>
   </w:abstractNum>
   <w:abstractNum w:abstractNumId="35" w15:restartNumberingAfterBreak="0">
+    <w:nsid w:val="77484BDF"/>
+    <w:multiLevelType w:val="multilevel"/>
+    <w:tmpl w:val="CE18F41E"/>
+    <w:lvl w:ilvl="0">
+      <w:start w:val="1"/>
+      <w:numFmt w:val="bullet"/>
+      <w:lvlText w:val=""/>
+      <w:lvlJc w:val="left"/>
+      <w:pPr>
+        <w:tabs>
+          <w:tab w:val="num" w:pos="720"/>
+        </w:tabs>
+        <w:ind w:left="720" w:hanging="360"/>
+      </w:pPr>
+      <w:rPr>
+        <w:rFonts w:ascii="Symbol" w:hAnsi="Symbol" w:hint="default"/>
+        <w:sz w:val="20"/>
+      </w:rPr>
+    </w:lvl>
+    <w:lvl w:ilvl="1" w:tentative="1">
+      <w:start w:val="1"/>
+      <w:numFmt w:val="bullet"/>
+      <w:lvlText w:val="o"/>
+      <w:lvlJc w:val="left"/>
+      <w:pPr>
+        <w:tabs>
+          <w:tab w:val="num" w:pos="1440"/>
+        </w:tabs>
+        <w:ind w:left="1440" w:hanging="360"/>
+      </w:pPr>
+      <w:rPr>
+        <w:rFonts w:ascii="Courier New" w:hAnsi="Courier New" w:hint="default"/>
+        <w:sz w:val="20"/>
+      </w:rPr>
+    </w:lvl>
+    <w:lvl w:ilvl="2" w:tentative="1">
+      <w:start w:val="1"/>
+      <w:numFmt w:val="bullet"/>
+      <w:lvlText w:val=""/>
+      <w:lvlJc w:val="left"/>
+      <w:pPr>
+        <w:tabs>
+          <w:tab w:val="num" w:pos="2160"/>
+        </w:tabs>
+        <w:ind w:left="2160" w:hanging="360"/>
+      </w:pPr>
+      <w:rPr>
+        <w:rFonts w:ascii="Wingdings" w:hAnsi="Wingdings" w:hint="default"/>
+        <w:sz w:val="20"/>
+      </w:rPr>
+    </w:lvl>
+    <w:lvl w:ilvl="3" w:tentative="1">
+      <w:start w:val="1"/>
+      <w:numFmt w:val="bullet"/>
+      <w:lvlText w:val=""/>
+      <w:lvlJc w:val="left"/>
+      <w:pPr>
+        <w:tabs>
+          <w:tab w:val="num" w:pos="2880"/>
+        </w:tabs>
+        <w:ind w:left="2880" w:hanging="360"/>
+      </w:pPr>
+      <w:rPr>
+        <w:rFonts w:ascii="Wingdings" w:hAnsi="Wingdings" w:hint="default"/>
+        <w:sz w:val="20"/>
+      </w:rPr>
+    </w:lvl>
+    <w:lvl w:ilvl="4" w:tentative="1">
+      <w:start w:val="1"/>
+      <w:numFmt w:val="bullet"/>
+      <w:lvlText w:val=""/>
+      <w:lvlJc w:val="left"/>
+      <w:pPr>
+        <w:tabs>
+          <w:tab w:val="num" w:pos="3600"/>
+        </w:tabs>
+        <w:ind w:left="3600" w:hanging="360"/>
+      </w:pPr>
+      <w:rPr>
+        <w:rFonts w:ascii="Wingdings" w:hAnsi="Wingdings" w:hint="default"/>
+        <w:sz w:val="20"/>
+      </w:rPr>
+    </w:lvl>
+    <w:lvl w:ilvl="5" w:tentative="1">
+      <w:start w:val="1"/>
+      <w:numFmt w:val="bullet"/>
+      <w:lvlText w:val=""/>
+      <w:lvlJc w:val="left"/>
+      <w:pPr>
+        <w:tabs>
+          <w:tab w:val="num" w:pos="4320"/>
+        </w:tabs>
+        <w:ind w:left="4320" w:hanging="360"/>
+      </w:pPr>
+      <w:rPr>
+        <w:rFonts w:ascii="Wingdings" w:hAnsi="Wingdings" w:hint="default"/>
+        <w:sz w:val="20"/>
+      </w:rPr>
+    </w:lvl>
+    <w:lvl w:ilvl="6" w:tentative="1">
+      <w:start w:val="1"/>
+      <w:numFmt w:val="bullet"/>
+      <w:lvlText w:val=""/>
+      <w:lvlJc w:val="left"/>
+      <w:pPr>
+        <w:tabs>
+          <w:tab w:val="num" w:pos="5040"/>
+        </w:tabs>
+        <w:ind w:left="5040" w:hanging="360"/>
+      </w:pPr>
+      <w:rPr>
+        <w:rFonts w:ascii="Wingdings" w:hAnsi="Wingdings" w:hint="default"/>
+        <w:sz w:val="20"/>
+      </w:rPr>
+    </w:lvl>
+    <w:lvl w:ilvl="7" w:tentative="1">
+      <w:start w:val="1"/>
+      <w:numFmt w:val="bullet"/>
+      <w:lvlText w:val=""/>
+      <w:lvlJc w:val="left"/>
+      <w:pPr>
+        <w:tabs>
+          <w:tab w:val="num" w:pos="5760"/>
+        </w:tabs>
+        <w:ind w:left="5760" w:hanging="360"/>
+      </w:pPr>
+      <w:rPr>
+        <w:rFonts w:ascii="Wingdings" w:hAnsi="Wingdings" w:hint="default"/>
+        <w:sz w:val="20"/>
+      </w:rPr>
+    </w:lvl>
+    <w:lvl w:ilvl="8" w:tentative="1">
+      <w:start w:val="1"/>
+      <w:numFmt w:val="bullet"/>
+      <w:lvlText w:val=""/>
+      <w:lvlJc w:val="left"/>
+      <w:pPr>
+        <w:tabs>
+          <w:tab w:val="num" w:pos="6480"/>
+        </w:tabs>
+        <w:ind w:left="6480" w:hanging="360"/>
+      </w:pPr>
+      <w:rPr>
+        <w:rFonts w:ascii="Wingdings" w:hAnsi="Wingdings" w:hint="default"/>
+        <w:sz w:val="20"/>
+      </w:rPr>
+    </w:lvl>
+  </w:abstractNum>
+  <w:abstractNum w:abstractNumId="36" w15:restartNumberingAfterBreak="0">
     <w:nsid w:val="7CED6017"/>
     <w:multiLevelType w:val="multilevel"/>
     <w:tmpl w:val="39EA43C2"/>
@@ -15770,7 +16998,7 @@
     <w:abstractNumId w:val="19"/>
   </w:num>
   <w:num w:numId="23" w16cid:durableId="1634676175">
-    <w:abstractNumId w:val="35"/>
+    <w:abstractNumId w:val="36"/>
   </w:num>
   <w:num w:numId="24" w16cid:durableId="313147770">
     <w:abstractNumId w:val="4"/>
@@ -15810,6 +17038,9 @@
   </w:num>
   <w:num w:numId="36" w16cid:durableId="1262689912">
     <w:abstractNumId w:val="8"/>
+  </w:num>
+  <w:num w:numId="37" w16cid:durableId="1821074748">
+    <w:abstractNumId w:val="35"/>
   </w:num>
 </w:numbering>
 </file>
@@ -16205,7 +17436,7 @@
     <w:lsdException w:name="Unresolved Mention" w:semiHidden="1" w:unhideWhenUsed="1"/>
     <w:lsdException w:name="Smart Link" w:semiHidden="1" w:unhideWhenUsed="1"/>
   </w:latentStyles>
-  <w:style w:type="paragraph" w:default="1" w:styleId="Normal">
+  <w:style w:type="paragraph" w:default="1" w:styleId="Normale">
     <w:name w:val="Normal"/>
     <w:qFormat/>
     <w:rsid w:val="009B05D1"/>
@@ -16213,11 +17444,11 @@
       <w:rFonts w:ascii="Avenir Book" w:hAnsi="Avenir Book"/>
     </w:rPr>
   </w:style>
-  <w:style w:type="paragraph" w:styleId="Heading1">
+  <w:style w:type="paragraph" w:styleId="Titolo1">
     <w:name w:val="heading 1"/>
-    <w:basedOn w:val="Normal"/>
-    <w:next w:val="Normal"/>
-    <w:link w:val="Heading1Char"/>
+    <w:basedOn w:val="Normale"/>
+    <w:next w:val="Normale"/>
+    <w:link w:val="Titolo1Carattere"/>
     <w:uiPriority w:val="9"/>
     <w:qFormat/>
     <w:rsid w:val="00995791"/>
@@ -16235,11 +17466,11 @@
       <w:szCs w:val="32"/>
     </w:rPr>
   </w:style>
-  <w:style w:type="paragraph" w:styleId="Heading2">
+  <w:style w:type="paragraph" w:styleId="Titolo2">
     <w:name w:val="heading 2"/>
-    <w:basedOn w:val="Normal"/>
-    <w:next w:val="Normal"/>
-    <w:link w:val="Heading2Char"/>
+    <w:basedOn w:val="Normale"/>
+    <w:next w:val="Normale"/>
+    <w:link w:val="Titolo2Carattere"/>
     <w:uiPriority w:val="9"/>
     <w:unhideWhenUsed/>
     <w:qFormat/>
@@ -16257,11 +17488,11 @@
       <w:szCs w:val="26"/>
     </w:rPr>
   </w:style>
-  <w:style w:type="paragraph" w:styleId="Heading3">
+  <w:style w:type="paragraph" w:styleId="Titolo3">
     <w:name w:val="heading 3"/>
-    <w:basedOn w:val="Heading2"/>
-    <w:next w:val="Normal"/>
-    <w:link w:val="Heading3Char"/>
+    <w:basedOn w:val="Titolo2"/>
+    <w:next w:val="Normale"/>
+    <w:link w:val="Titolo3Carattere"/>
     <w:uiPriority w:val="9"/>
     <w:unhideWhenUsed/>
     <w:qFormat/>
@@ -16276,11 +17507,11 @@
       <w:szCs w:val="24"/>
     </w:rPr>
   </w:style>
-  <w:style w:type="paragraph" w:styleId="Heading4">
+  <w:style w:type="paragraph" w:styleId="Titolo4">
     <w:name w:val="heading 4"/>
-    <w:basedOn w:val="Normal"/>
-    <w:next w:val="Normal"/>
-    <w:link w:val="Heading4Char"/>
+    <w:basedOn w:val="Normale"/>
+    <w:next w:val="Normale"/>
+    <w:link w:val="Titolo4Carattere"/>
     <w:uiPriority w:val="9"/>
     <w:semiHidden/>
     <w:unhideWhenUsed/>
@@ -16299,13 +17530,12 @@
       <w:color w:val="2F5496" w:themeColor="accent1" w:themeShade="BF"/>
     </w:rPr>
   </w:style>
-  <w:style w:type="character" w:default="1" w:styleId="DefaultParagraphFont">
+  <w:style w:type="character" w:default="1" w:styleId="Carpredefinitoparagrafo">
     <w:name w:val="Default Paragraph Font"/>
     <w:uiPriority w:val="1"/>
-    <w:semiHidden/>
     <w:unhideWhenUsed/>
   </w:style>
-  <w:style w:type="table" w:default="1" w:styleId="TableNormal">
+  <w:style w:type="table" w:default="1" w:styleId="Tabellanormale">
     <w:name w:val="Normal Table"/>
     <w:uiPriority w:val="99"/>
     <w:semiHidden/>
@@ -16320,17 +17550,17 @@
       </w:tblCellMar>
     </w:tblPr>
   </w:style>
-  <w:style w:type="numbering" w:default="1" w:styleId="NoList">
+  <w:style w:type="numbering" w:default="1" w:styleId="Nessunelenco">
     <w:name w:val="No List"/>
     <w:uiPriority w:val="99"/>
     <w:semiHidden/>
     <w:unhideWhenUsed/>
   </w:style>
-  <w:style w:type="paragraph" w:styleId="Title">
+  <w:style w:type="paragraph" w:styleId="Titolo">
     <w:name w:val="Title"/>
-    <w:basedOn w:val="Normal"/>
-    <w:next w:val="Normal"/>
-    <w:link w:val="TitleChar"/>
+    <w:basedOn w:val="Normale"/>
+    <w:next w:val="Normale"/>
+    <w:link w:val="TitoloCarattere"/>
     <w:uiPriority w:val="10"/>
     <w:qFormat/>
     <w:rsid w:val="00702558"/>
@@ -16349,10 +17579,10 @@
       <w:szCs w:val="56"/>
     </w:rPr>
   </w:style>
-  <w:style w:type="character" w:customStyle="1" w:styleId="TitleChar">
-    <w:name w:val="Title Char"/>
-    <w:basedOn w:val="DefaultParagraphFont"/>
-    <w:link w:val="Title"/>
+  <w:style w:type="character" w:customStyle="1" w:styleId="TitoloCarattere">
+    <w:name w:val="Titolo Carattere"/>
+    <w:basedOn w:val="Carpredefinitoparagrafo"/>
+    <w:link w:val="Titolo"/>
     <w:uiPriority w:val="10"/>
     <w:rsid w:val="00702558"/>
     <w:rPr>
@@ -16364,10 +17594,10 @@
       <w:szCs w:val="56"/>
     </w:rPr>
   </w:style>
-  <w:style w:type="paragraph" w:styleId="Header">
+  <w:style w:type="paragraph" w:styleId="Intestazione">
     <w:name w:val="header"/>
-    <w:basedOn w:val="Normal"/>
-    <w:link w:val="HeaderChar"/>
+    <w:basedOn w:val="Normale"/>
+    <w:link w:val="IntestazioneCarattere"/>
     <w:uiPriority w:val="99"/>
     <w:unhideWhenUsed/>
     <w:rsid w:val="00702558"/>
@@ -16378,17 +17608,17 @@
       </w:tabs>
     </w:pPr>
   </w:style>
-  <w:style w:type="character" w:customStyle="1" w:styleId="HeaderChar">
-    <w:name w:val="Header Char"/>
-    <w:basedOn w:val="DefaultParagraphFont"/>
-    <w:link w:val="Header"/>
+  <w:style w:type="character" w:customStyle="1" w:styleId="IntestazioneCarattere">
+    <w:name w:val="Intestazione Carattere"/>
+    <w:basedOn w:val="Carpredefinitoparagrafo"/>
+    <w:link w:val="Intestazione"/>
     <w:uiPriority w:val="99"/>
     <w:rsid w:val="00702558"/>
   </w:style>
-  <w:style w:type="paragraph" w:styleId="Footer">
+  <w:style w:type="paragraph" w:styleId="Pidipagina">
     <w:name w:val="footer"/>
-    <w:basedOn w:val="Normal"/>
-    <w:link w:val="FooterChar"/>
+    <w:basedOn w:val="Normale"/>
+    <w:link w:val="PidipaginaCarattere"/>
     <w:uiPriority w:val="99"/>
     <w:unhideWhenUsed/>
     <w:rsid w:val="00702558"/>
@@ -16399,16 +17629,16 @@
       </w:tabs>
     </w:pPr>
   </w:style>
-  <w:style w:type="character" w:customStyle="1" w:styleId="FooterChar">
-    <w:name w:val="Footer Char"/>
-    <w:basedOn w:val="DefaultParagraphFont"/>
-    <w:link w:val="Footer"/>
+  <w:style w:type="character" w:customStyle="1" w:styleId="PidipaginaCarattere">
+    <w:name w:val="Piè di pagina Carattere"/>
+    <w:basedOn w:val="Carpredefinitoparagrafo"/>
+    <w:link w:val="Pidipagina"/>
     <w:uiPriority w:val="99"/>
     <w:rsid w:val="00702558"/>
   </w:style>
-  <w:style w:type="character" w:styleId="Strong">
+  <w:style w:type="character" w:styleId="Enfasigrassetto">
     <w:name w:val="Strong"/>
-    <w:basedOn w:val="DefaultParagraphFont"/>
+    <w:basedOn w:val="Carpredefinitoparagrafo"/>
     <w:uiPriority w:val="22"/>
     <w:qFormat/>
     <w:rsid w:val="00702558"/>
@@ -16417,10 +17647,10 @@
       <w:bCs/>
     </w:rPr>
   </w:style>
-  <w:style w:type="character" w:customStyle="1" w:styleId="Heading1Char">
-    <w:name w:val="Heading 1 Char"/>
-    <w:basedOn w:val="DefaultParagraphFont"/>
-    <w:link w:val="Heading1"/>
+  <w:style w:type="character" w:customStyle="1" w:styleId="Titolo1Carattere">
+    <w:name w:val="Titolo 1 Carattere"/>
+    <w:basedOn w:val="Carpredefinitoparagrafo"/>
+    <w:link w:val="Titolo1"/>
     <w:uiPriority w:val="9"/>
     <w:rsid w:val="00995791"/>
     <w:rPr>
@@ -16431,10 +17661,10 @@
       <w:szCs w:val="32"/>
     </w:rPr>
   </w:style>
-  <w:style w:type="character" w:customStyle="1" w:styleId="Heading2Char">
-    <w:name w:val="Heading 2 Char"/>
-    <w:basedOn w:val="DefaultParagraphFont"/>
-    <w:link w:val="Heading2"/>
+  <w:style w:type="character" w:customStyle="1" w:styleId="Titolo2Carattere">
+    <w:name w:val="Titolo 2 Carattere"/>
+    <w:basedOn w:val="Carpredefinitoparagrafo"/>
+    <w:link w:val="Titolo2"/>
     <w:uiPriority w:val="9"/>
     <w:rsid w:val="00995791"/>
     <w:rPr>
@@ -16444,10 +17674,10 @@
       <w:szCs w:val="26"/>
     </w:rPr>
   </w:style>
-  <w:style w:type="paragraph" w:styleId="TOC1">
+  <w:style w:type="paragraph" w:styleId="Sommario1">
     <w:name w:val="toc 1"/>
-    <w:basedOn w:val="Normal"/>
-    <w:next w:val="Normal"/>
+    <w:basedOn w:val="Normale"/>
+    <w:next w:val="Normale"/>
     <w:autoRedefine/>
     <w:uiPriority w:val="39"/>
     <w:unhideWhenUsed/>
@@ -16456,10 +17686,10 @@
       <w:spacing w:after="100"/>
     </w:pPr>
   </w:style>
-  <w:style w:type="paragraph" w:styleId="TOC2">
+  <w:style w:type="paragraph" w:styleId="Sommario2">
     <w:name w:val="toc 2"/>
-    <w:basedOn w:val="Normal"/>
-    <w:next w:val="Normal"/>
+    <w:basedOn w:val="Normale"/>
+    <w:next w:val="Normale"/>
     <w:autoRedefine/>
     <w:uiPriority w:val="39"/>
     <w:unhideWhenUsed/>
@@ -16469,9 +17699,9 @@
       <w:ind w:left="240"/>
     </w:pPr>
   </w:style>
-  <w:style w:type="character" w:styleId="Hyperlink">
+  <w:style w:type="character" w:styleId="Collegamentoipertestuale">
     <w:name w:val="Hyperlink"/>
-    <w:basedOn w:val="DefaultParagraphFont"/>
+    <w:basedOn w:val="Carpredefinitoparagrafo"/>
     <w:uiPriority w:val="99"/>
     <w:unhideWhenUsed/>
     <w:rsid w:val="00EA19EC"/>
@@ -16480,17 +17710,17 @@
       <w:u w:val="single"/>
     </w:rPr>
   </w:style>
-  <w:style w:type="character" w:styleId="PageNumber">
+  <w:style w:type="character" w:styleId="Numeropagina">
     <w:name w:val="page number"/>
-    <w:basedOn w:val="DefaultParagraphFont"/>
+    <w:basedOn w:val="Carpredefinitoparagrafo"/>
     <w:uiPriority w:val="99"/>
     <w:semiHidden/>
     <w:unhideWhenUsed/>
     <w:rsid w:val="0012669A"/>
   </w:style>
-  <w:style w:type="paragraph" w:styleId="ListParagraph">
+  <w:style w:type="paragraph" w:styleId="Paragrafoelenco">
     <w:name w:val="List Paragraph"/>
-    <w:basedOn w:val="Normal"/>
+    <w:basedOn w:val="Normale"/>
     <w:uiPriority w:val="34"/>
     <w:qFormat/>
     <w:rsid w:val="00306314"/>
@@ -16499,10 +17729,10 @@
       <w:contextualSpacing/>
     </w:pPr>
   </w:style>
-  <w:style w:type="character" w:customStyle="1" w:styleId="Heading3Char">
-    <w:name w:val="Heading 3 Char"/>
-    <w:basedOn w:val="DefaultParagraphFont"/>
-    <w:link w:val="Heading3"/>
+  <w:style w:type="character" w:customStyle="1" w:styleId="Titolo3Carattere">
+    <w:name w:val="Titolo 3 Carattere"/>
+    <w:basedOn w:val="Carpredefinitoparagrafo"/>
+    <w:link w:val="Titolo3"/>
     <w:uiPriority w:val="9"/>
     <w:rsid w:val="001C7EF9"/>
     <w:rPr>
@@ -16513,10 +17743,10 @@
       <w:sz w:val="28"/>
     </w:rPr>
   </w:style>
-  <w:style w:type="paragraph" w:styleId="TOC3">
+  <w:style w:type="paragraph" w:styleId="Sommario3">
     <w:name w:val="toc 3"/>
-    <w:basedOn w:val="Normal"/>
-    <w:next w:val="Normal"/>
+    <w:basedOn w:val="Normale"/>
+    <w:next w:val="Normale"/>
     <w:autoRedefine/>
     <w:uiPriority w:val="39"/>
     <w:unhideWhenUsed/>
@@ -16526,10 +17756,10 @@
       <w:ind w:left="480"/>
     </w:pPr>
   </w:style>
-  <w:style w:type="character" w:customStyle="1" w:styleId="Heading4Char">
-    <w:name w:val="Heading 4 Char"/>
-    <w:basedOn w:val="DefaultParagraphFont"/>
-    <w:link w:val="Heading4"/>
+  <w:style w:type="character" w:customStyle="1" w:styleId="Titolo4Carattere">
+    <w:name w:val="Titolo 4 Carattere"/>
+    <w:basedOn w:val="Carpredefinitoparagrafo"/>
+    <w:link w:val="Titolo4"/>
     <w:uiPriority w:val="9"/>
     <w:semiHidden/>
     <w:rsid w:val="00633A51"/>
@@ -16540,9 +17770,9 @@
       <w:color w:val="2F5496" w:themeColor="accent1" w:themeShade="BF"/>
     </w:rPr>
   </w:style>
-  <w:style w:type="paragraph" w:styleId="NormalWeb">
+  <w:style w:type="paragraph" w:styleId="NormaleWeb">
     <w:name w:val="Normal (Web)"/>
-    <w:basedOn w:val="Normal"/>
+    <w:basedOn w:val="Normale"/>
     <w:uiPriority w:val="99"/>
     <w:unhideWhenUsed/>
     <w:rsid w:val="009E3BB8"/>
@@ -16556,67 +17786,67 @@
   </w:style>
   <w:style w:type="character" w:customStyle="1" w:styleId="citation-27">
     <w:name w:val="citation-27"/>
-    <w:basedOn w:val="DefaultParagraphFont"/>
+    <w:basedOn w:val="Carpredefinitoparagrafo"/>
     <w:rsid w:val="002C31AD"/>
   </w:style>
   <w:style w:type="character" w:customStyle="1" w:styleId="citation-26">
     <w:name w:val="citation-26"/>
-    <w:basedOn w:val="DefaultParagraphFont"/>
+    <w:basedOn w:val="Carpredefinitoparagrafo"/>
     <w:rsid w:val="002C31AD"/>
   </w:style>
   <w:style w:type="character" w:customStyle="1" w:styleId="citation-25">
     <w:name w:val="citation-25"/>
-    <w:basedOn w:val="DefaultParagraphFont"/>
+    <w:basedOn w:val="Carpredefinitoparagrafo"/>
     <w:rsid w:val="002C31AD"/>
   </w:style>
   <w:style w:type="character" w:customStyle="1" w:styleId="citation-24">
     <w:name w:val="citation-24"/>
-    <w:basedOn w:val="DefaultParagraphFont"/>
+    <w:basedOn w:val="Carpredefinitoparagrafo"/>
     <w:rsid w:val="002C31AD"/>
   </w:style>
   <w:style w:type="character" w:customStyle="1" w:styleId="citation-23">
     <w:name w:val="citation-23"/>
-    <w:basedOn w:val="DefaultParagraphFont"/>
+    <w:basedOn w:val="Carpredefinitoparagrafo"/>
     <w:rsid w:val="002C31AD"/>
   </w:style>
   <w:style w:type="character" w:customStyle="1" w:styleId="citation-22">
     <w:name w:val="citation-22"/>
-    <w:basedOn w:val="DefaultParagraphFont"/>
+    <w:basedOn w:val="Carpredefinitoparagrafo"/>
     <w:rsid w:val="002C31AD"/>
   </w:style>
   <w:style w:type="character" w:customStyle="1" w:styleId="citation-21">
     <w:name w:val="citation-21"/>
-    <w:basedOn w:val="DefaultParagraphFont"/>
+    <w:basedOn w:val="Carpredefinitoparagrafo"/>
     <w:rsid w:val="002C31AD"/>
   </w:style>
   <w:style w:type="character" w:customStyle="1" w:styleId="citation-20">
     <w:name w:val="citation-20"/>
-    <w:basedOn w:val="DefaultParagraphFont"/>
+    <w:basedOn w:val="Carpredefinitoparagrafo"/>
     <w:rsid w:val="002C31AD"/>
   </w:style>
   <w:style w:type="character" w:customStyle="1" w:styleId="citation-19">
     <w:name w:val="citation-19"/>
-    <w:basedOn w:val="DefaultParagraphFont"/>
+    <w:basedOn w:val="Carpredefinitoparagrafo"/>
     <w:rsid w:val="002C31AD"/>
   </w:style>
   <w:style w:type="character" w:customStyle="1" w:styleId="citation-18">
     <w:name w:val="citation-18"/>
-    <w:basedOn w:val="DefaultParagraphFont"/>
+    <w:basedOn w:val="Carpredefinitoparagrafo"/>
     <w:rsid w:val="002C31AD"/>
   </w:style>
   <w:style w:type="character" w:customStyle="1" w:styleId="citation-17">
     <w:name w:val="citation-17"/>
-    <w:basedOn w:val="DefaultParagraphFont"/>
+    <w:basedOn w:val="Carpredefinitoparagrafo"/>
     <w:rsid w:val="002C31AD"/>
   </w:style>
   <w:style w:type="character" w:customStyle="1" w:styleId="citation-16">
     <w:name w:val="citation-16"/>
-    <w:basedOn w:val="DefaultParagraphFont"/>
+    <w:basedOn w:val="Carpredefinitoparagrafo"/>
     <w:rsid w:val="002C31AD"/>
   </w:style>
   <w:style w:type="character" w:customStyle="1" w:styleId="citation-15">
     <w:name w:val="citation-15"/>
-    <w:basedOn w:val="DefaultParagraphFont"/>
+    <w:basedOn w:val="Carpredefinitoparagrafo"/>
     <w:rsid w:val="002C31AD"/>
   </w:style>
 </w:styles>
